--- a/doc/specification.docx
+++ b/doc/specification.docx
@@ -87,34 +87,19 @@
           <w:spacing w:val="-10"/>
         </w:rPr>
       </w:pPr>
-      <w:sdt>
-        <w:sdtPr>
-          <w:placeholder>
-            <w:docPart w:val="086B697A565F46A180EBDF7F3A1F9FB4"/>
-          </w:placeholder>
-          <w:dataBinding w:prefixMappings="xmlns:ns0='http://purl.org/dc/elements/1.1/' xmlns:ns1='http://schemas.openxmlformats.org/package/2006/metadata/core-properties' " w:xpath="/ns1:coreProperties[1]/ns0:title[1]" w:storeItemID="{6C3C8BC8-F283-45AE-878A-BAB7291924A1}"/>
-          <w:alias w:val="Title"/>
-          <w:id w:val="2010627783"/>
-          <w:text/>
-        </w:sdtPr>
-        <w:sdtContent>
-          <w:r>
-            <w:rPr>
-              <w:b/>
-              <w:color w:themeColor="accent5" w:themeShade="bf" w:val="2E74B5"/>
-              <w:sz w:val="56"/>
-            </w:rPr>
-          </w:r>
-          <w:r>
-            <w:rPr>
-              <w:b/>
-              <w:color w:themeColor="accent5" w:themeShade="bf" w:val="2E74B5"/>
-              <w:sz w:val="56"/>
-            </w:rPr>
-            <w:t>Feladat címe</w:t>
-          </w:r>
-        </w:sdtContent>
-      </w:sdt>
+      <w:r>
+        <w:rPr>
+          <w:rStyle w:val="IntenseReference"/>
+          <w:b/>
+          <w:bCs w:val="false"/>
+          <w:caps w:val="false"/>
+          <w:smallCaps w:val="false"/>
+          <w:color w:themeColor="accent5" w:themeShade="bf" w:val="2E74B5"/>
+          <w:spacing w:val="-10"/>
+          <w:sz w:val="56"/>
+        </w:rPr>
+        <w:t>Képszűrő program fejlesztése</w:t>
+      </w:r>
     </w:p>
     <w:p>
       <w:pPr>
@@ -163,7 +148,7 @@
               <w:smallCaps/>
               <w:sz w:val="28"/>
             </w:rPr>
-            <w:t>Gipsz Jakab, ABC123</w:t>
+            <w:t>Csirke Dániel, HP0GWM</w:t>
           </w:r>
         </w:sdtContent>
       </w:sdt>
@@ -191,19 +176,7 @@
           <w:smallCaps w:val="false"/>
           <w:sz w:val="28"/>
         </w:rPr>
-        <w:t>gipsz.jakab</w:t>
-      </w:r>
-      <w:r>
-        <w:rPr>
-          <w:rStyle w:val="IntenseReference"/>
-          <w:rFonts w:cs="Calibri Light" w:ascii="Calibri Light" w:hAnsi="Calibri Light" w:asciiTheme="majorHAnsi" w:cstheme="majorHAnsi" w:hAnsiTheme="majorHAnsi"/>
-          <w:b w:val="false"/>
-          <w:bCs w:val="false"/>
-          <w:caps w:val="false"/>
-          <w:smallCaps w:val="false"/>
-          <w:sz w:val="28"/>
-        </w:rPr>
-        <w:t>@minta.hu</w:t>
+        <w:t>danielcsirke95@gmail.com</w:t>
       </w:r>
     </w:p>
     <w:p>
@@ -223,7 +196,7 @@
           <w:dataBinding w:prefixMappings="xmlns:ns0='http://schemas.microsoft.com/office/2006/coverPageProps' " w:xpath="/ns0:CoverPageProperties[1]/ns0:PublishDate[1]" w:storeItemID="{55AF091B-3C7A-41E3-B477-F2FDAA23CFDA}"/>
           <w:alias w:val="Publish Date"/>
           <w:id w:val="506412476"/>
-          <w:date w:fullDate="Készítés féléve: 2016/17/2">
+          <w:date w:fullDate="2025-05-09T00:00:00Z">
             <w:dateFormat w:val="yyyy. MM. dd."/>
             <w:lid w:val="hu-HU"/>
           </w:date>
@@ -234,7 +207,7 @@
           </w:r>
           <w:r>
             <w:rPr/>
-            <w:t>1899. 12. 30.</w:t>
+            <w:t>2025. 05. 09.</w:t>
           </w:r>
         </w:sdtContent>
       </w:sdt>
@@ -250,7 +223,6 @@
         <w:p>
           <w:pPr>
             <w:pStyle w:val="TOCHeading"/>
-            <w:spacing w:before="0" w:after="0"/>
             <w:rPr/>
           </w:pPr>
           <w:r>
@@ -266,12 +238,9 @@
             <w:pStyle w:val="TOC1"/>
             <w:tabs>
               <w:tab w:val="clear" w:pos="708"/>
-              <w:tab w:val="right" w:pos="10762" w:leader="dot"/>
+              <w:tab w:val="right" w:pos="10771" w:leader="dot"/>
             </w:tabs>
-            <w:rPr>
-              <w:rFonts w:eastAsia="" w:eastAsiaTheme="minorEastAsia"/>
-              <w:lang w:eastAsia="hu-HU"/>
-            </w:rPr>
+            <w:rPr/>
           </w:pPr>
           <w:r>
             <w:fldChar w:fldCharType="begin"/>
@@ -280,6 +249,7 @@
             <w:rPr>
               <w:webHidden/>
               <w:rStyle w:val="IndexLink"/>
+              <w:vanish w:val="false"/>
             </w:rPr>
             <w:instrText xml:space="preserve"> TOC \z \o "1-3" \u \h</w:instrText>
           </w:r>
@@ -287,34 +257,18 @@
             <w:rPr>
               <w:webHidden/>
               <w:rStyle w:val="IndexLink"/>
+              <w:vanish w:val="false"/>
             </w:rPr>
             <w:fldChar w:fldCharType="separate"/>
           </w:r>
-          <w:hyperlink w:anchor="_Toc478243943">
+          <w:hyperlink w:anchor="__RefHeading___Toc1253_2293350486">
             <w:r>
               <w:rPr>
                 <w:webHidden/>
                 <w:rStyle w:val="IndexLink"/>
+                <w:vanish w:val="false"/>
               </w:rPr>
-              <w:t>Dokumentációval kapcsolatos teendők</w:t>
-            </w:r>
-            <w:r>
-              <w:rPr>
-                <w:webHidden/>
-              </w:rPr>
-              <w:fldChar w:fldCharType="begin"/>
-            </w:r>
-            <w:r>
-              <w:rPr>
-                <w:webHidden/>
-              </w:rPr>
-              <w:instrText xml:space="preserve">PAGEREF _Toc478243943 \h</w:instrText>
-            </w:r>
-            <w:r>
-              <w:rPr>
-                <w:webHidden/>
-              </w:rPr>
-              <w:fldChar w:fldCharType="separate"/>
+              <w:t>Informális házi feladat leírás</w:t>
             </w:r>
             <w:r>
               <w:rPr>
@@ -324,12 +278,6 @@
               <w:tab/>
               <w:t>3</w:t>
             </w:r>
-            <w:r>
-              <w:rPr>
-                <w:webHidden/>
-              </w:rPr>
-              <w:fldChar w:fldCharType="end"/>
-            </w:r>
           </w:hyperlink>
         </w:p>
         <w:p>
@@ -337,106 +285,20 @@
             <w:pStyle w:val="TOC1"/>
             <w:tabs>
               <w:tab w:val="clear" w:pos="708"/>
-              <w:tab w:val="right" w:pos="10762" w:leader="dot"/>
+              <w:tab w:val="right" w:pos="10771" w:leader="dot"/>
             </w:tabs>
-            <w:rPr>
-              <w:rFonts w:eastAsia="" w:eastAsiaTheme="minorEastAsia"/>
-              <w:lang w:eastAsia="hu-HU"/>
-            </w:rPr>
+            <w:rPr/>
           </w:pPr>
-          <w:hyperlink w:anchor="_Toc478243944">
+          <w:hyperlink w:anchor="__RefHeading___Toc1255_2293350486">
             <w:r>
               <w:rPr>
                 <w:webHidden/>
                 <w:rStyle w:val="IndexLink"/>
-              </w:rPr>
-              <w:t>Informális házi feladat leírás</w:t>
-            </w:r>
-            <w:r>
-              <w:rPr>
-                <w:webHidden/>
-              </w:rPr>
-              <w:fldChar w:fldCharType="begin"/>
-            </w:r>
-            <w:r>
-              <w:rPr>
-                <w:webHidden/>
-              </w:rPr>
-              <w:instrText xml:space="preserve">PAGEREF _Toc478243944 \h</w:instrText>
-            </w:r>
-            <w:r>
-              <w:rPr>
-                <w:webHidden/>
-              </w:rPr>
-              <w:fldChar w:fldCharType="separate"/>
-            </w:r>
-            <w:r>
-              <w:rPr>
-                <w:rStyle w:val="IndexLink"/>
                 <w:vanish w:val="false"/>
               </w:rPr>
+              <w:t>Formális házi feladat leírás</w:t>
               <w:tab/>
-              <w:t>4</w:t>
-            </w:r>
-            <w:r>
-              <w:rPr>
-                <w:webHidden/>
-              </w:rPr>
-              <w:fldChar w:fldCharType="end"/>
-            </w:r>
-          </w:hyperlink>
-        </w:p>
-        <w:p>
-          <w:pPr>
-            <w:pStyle w:val="TOC1"/>
-            <w:tabs>
-              <w:tab w:val="clear" w:pos="708"/>
-              <w:tab w:val="right" w:pos="10762" w:leader="dot"/>
-            </w:tabs>
-            <w:rPr>
-              <w:rFonts w:eastAsia="" w:eastAsiaTheme="minorEastAsia"/>
-              <w:lang w:eastAsia="hu-HU"/>
-            </w:rPr>
-          </w:pPr>
-          <w:hyperlink w:anchor="_Toc478243945">
-            <w:r>
-              <w:rPr>
-                <w:webHidden/>
-                <w:rStyle w:val="IndexLink"/>
-              </w:rPr>
-              <w:t>Formális házi feladat leírás</w:t>
-            </w:r>
-            <w:r>
-              <w:rPr>
-                <w:webHidden/>
-              </w:rPr>
-              <w:fldChar w:fldCharType="begin"/>
-            </w:r>
-            <w:r>
-              <w:rPr>
-                <w:webHidden/>
-              </w:rPr>
-              <w:instrText xml:space="preserve">PAGEREF _Toc478243945 \h</w:instrText>
-            </w:r>
-            <w:r>
-              <w:rPr>
-                <w:webHidden/>
-              </w:rPr>
-              <w:fldChar w:fldCharType="separate"/>
-            </w:r>
-            <w:r>
-              <w:rPr>
-                <w:rStyle w:val="IndexLink"/>
-                <w:vanish w:val="false"/>
-              </w:rPr>
-              <w:tab/>
-              <w:t>4</w:t>
-            </w:r>
-            <w:r>
-              <w:rPr>
-                <w:webHidden/>
-              </w:rPr>
-              <w:fldChar w:fldCharType="end"/>
+              <w:t>3</w:t>
             </w:r>
           </w:hyperlink>
         </w:p>
@@ -445,52 +307,20 @@
             <w:pStyle w:val="TOC2"/>
             <w:tabs>
               <w:tab w:val="clear" w:pos="708"/>
-              <w:tab w:val="right" w:pos="10762" w:leader="dot"/>
+              <w:tab w:val="right" w:pos="10771" w:leader="dot"/>
             </w:tabs>
-            <w:rPr>
-              <w:rFonts w:eastAsia="" w:eastAsiaTheme="minorEastAsia"/>
-              <w:lang w:eastAsia="hu-HU"/>
-            </w:rPr>
+            <w:rPr/>
           </w:pPr>
-          <w:hyperlink w:anchor="_Toc478243946">
+          <w:hyperlink w:anchor="__RefHeading___Toc1257_2293350486">
             <w:r>
               <w:rPr>
                 <w:webHidden/>
                 <w:rStyle w:val="IndexLink"/>
+                <w:vanish w:val="false"/>
               </w:rPr>
               <w:t>Az elkészítendő szoftver célja</w:t>
-            </w:r>
-            <w:r>
-              <w:rPr>
-                <w:webHidden/>
-              </w:rPr>
-              <w:fldChar w:fldCharType="begin"/>
-            </w:r>
-            <w:r>
-              <w:rPr>
-                <w:webHidden/>
-              </w:rPr>
-              <w:instrText xml:space="preserve">PAGEREF _Toc478243946 \h</w:instrText>
-            </w:r>
-            <w:r>
-              <w:rPr>
-                <w:webHidden/>
-              </w:rPr>
-              <w:fldChar w:fldCharType="separate"/>
-            </w:r>
-            <w:r>
-              <w:rPr>
-                <w:rStyle w:val="IndexLink"/>
-                <w:vanish w:val="false"/>
-              </w:rPr>
               <w:tab/>
-              <w:t>4</w:t>
-            </w:r>
-            <w:r>
-              <w:rPr>
-                <w:webHidden/>
-              </w:rPr>
-              <w:fldChar w:fldCharType="end"/>
+              <w:t>3</w:t>
             </w:r>
           </w:hyperlink>
         </w:p>
@@ -499,52 +329,20 @@
             <w:pStyle w:val="TOC2"/>
             <w:tabs>
               <w:tab w:val="clear" w:pos="708"/>
-              <w:tab w:val="right" w:pos="10762" w:leader="dot"/>
+              <w:tab w:val="right" w:pos="10771" w:leader="dot"/>
             </w:tabs>
-            <w:rPr>
-              <w:rFonts w:eastAsia="" w:eastAsiaTheme="minorEastAsia"/>
-              <w:lang w:eastAsia="hu-HU"/>
-            </w:rPr>
+            <w:rPr/>
           </w:pPr>
-          <w:hyperlink w:anchor="_Toc478243947">
+          <w:hyperlink w:anchor="__RefHeading___Toc1259_2293350486">
             <w:r>
               <w:rPr>
                 <w:webHidden/>
                 <w:rStyle w:val="IndexLink"/>
+                <w:vanish w:val="false"/>
               </w:rPr>
               <w:t>Elvárások</w:t>
-            </w:r>
-            <w:r>
-              <w:rPr>
-                <w:webHidden/>
-              </w:rPr>
-              <w:fldChar w:fldCharType="begin"/>
-            </w:r>
-            <w:r>
-              <w:rPr>
-                <w:webHidden/>
-              </w:rPr>
-              <w:instrText xml:space="preserve">PAGEREF _Toc478243947 \h</w:instrText>
-            </w:r>
-            <w:r>
-              <w:rPr>
-                <w:webHidden/>
-              </w:rPr>
-              <w:fldChar w:fldCharType="separate"/>
-            </w:r>
-            <w:r>
-              <w:rPr>
-                <w:rStyle w:val="IndexLink"/>
-                <w:vanish w:val="false"/>
-              </w:rPr>
               <w:tab/>
-              <w:t>4</w:t>
-            </w:r>
-            <w:r>
-              <w:rPr>
-                <w:webHidden/>
-              </w:rPr>
-              <w:fldChar w:fldCharType="end"/>
+              <w:t>3</w:t>
             </w:r>
           </w:hyperlink>
         </w:p>
@@ -553,52 +351,20 @@
             <w:pStyle w:val="TOC3"/>
             <w:tabs>
               <w:tab w:val="clear" w:pos="708"/>
-              <w:tab w:val="right" w:pos="10762" w:leader="dot"/>
+              <w:tab w:val="right" w:pos="10771" w:leader="dot"/>
             </w:tabs>
-            <w:rPr>
-              <w:rFonts w:eastAsia="" w:eastAsiaTheme="minorEastAsia"/>
-              <w:lang w:eastAsia="hu-HU"/>
-            </w:rPr>
+            <w:rPr/>
           </w:pPr>
-          <w:hyperlink w:anchor="_Toc478243948">
+          <w:hyperlink w:anchor="__RefHeading___Toc1261_2293350486">
             <w:r>
               <w:rPr>
                 <w:webHidden/>
                 <w:rStyle w:val="IndexLink"/>
+                <w:vanish w:val="false"/>
               </w:rPr>
               <w:t>Elvárt bemenet</w:t>
-            </w:r>
-            <w:r>
-              <w:rPr>
-                <w:webHidden/>
-              </w:rPr>
-              <w:fldChar w:fldCharType="begin"/>
-            </w:r>
-            <w:r>
-              <w:rPr>
-                <w:webHidden/>
-              </w:rPr>
-              <w:instrText xml:space="preserve">PAGEREF _Toc478243948 \h</w:instrText>
-            </w:r>
-            <w:r>
-              <w:rPr>
-                <w:webHidden/>
-              </w:rPr>
-              <w:fldChar w:fldCharType="separate"/>
-            </w:r>
-            <w:r>
-              <w:rPr>
-                <w:rStyle w:val="IndexLink"/>
-                <w:vanish w:val="false"/>
-              </w:rPr>
               <w:tab/>
-              <w:t>4</w:t>
-            </w:r>
-            <w:r>
-              <w:rPr>
-                <w:webHidden/>
-              </w:rPr>
-              <w:fldChar w:fldCharType="end"/>
+              <w:t>3</w:t>
             </w:r>
           </w:hyperlink>
         </w:p>
@@ -607,52 +373,20 @@
             <w:pStyle w:val="TOC3"/>
             <w:tabs>
               <w:tab w:val="clear" w:pos="708"/>
-              <w:tab w:val="right" w:pos="10762" w:leader="dot"/>
+              <w:tab w:val="right" w:pos="10771" w:leader="dot"/>
             </w:tabs>
-            <w:rPr>
-              <w:rFonts w:eastAsia="" w:eastAsiaTheme="minorEastAsia"/>
-              <w:lang w:eastAsia="hu-HU"/>
-            </w:rPr>
+            <w:rPr/>
           </w:pPr>
-          <w:hyperlink w:anchor="_Toc478243949">
+          <w:hyperlink w:anchor="__RefHeading___Toc1263_2293350486">
             <w:r>
               <w:rPr>
                 <w:webHidden/>
                 <w:rStyle w:val="IndexLink"/>
+                <w:vanish w:val="false"/>
               </w:rPr>
               <w:t>Elvárt kimenet</w:t>
-            </w:r>
-            <w:r>
-              <w:rPr>
-                <w:webHidden/>
-              </w:rPr>
-              <w:fldChar w:fldCharType="begin"/>
-            </w:r>
-            <w:r>
-              <w:rPr>
-                <w:webHidden/>
-              </w:rPr>
-              <w:instrText xml:space="preserve">PAGEREF _Toc478243949 \h</w:instrText>
-            </w:r>
-            <w:r>
-              <w:rPr>
-                <w:webHidden/>
-              </w:rPr>
-              <w:fldChar w:fldCharType="separate"/>
-            </w:r>
-            <w:r>
-              <w:rPr>
-                <w:rStyle w:val="IndexLink"/>
-                <w:vanish w:val="false"/>
-              </w:rPr>
               <w:tab/>
-              <w:t>4</w:t>
-            </w:r>
-            <w:r>
-              <w:rPr>
-                <w:webHidden/>
-              </w:rPr>
-              <w:fldChar w:fldCharType="end"/>
+              <w:t>3</w:t>
             </w:r>
           </w:hyperlink>
         </w:p>
@@ -661,52 +395,20 @@
             <w:pStyle w:val="TOC2"/>
             <w:tabs>
               <w:tab w:val="clear" w:pos="708"/>
-              <w:tab w:val="right" w:pos="10762" w:leader="dot"/>
+              <w:tab w:val="right" w:pos="10771" w:leader="dot"/>
             </w:tabs>
-            <w:rPr>
-              <w:rFonts w:eastAsia="" w:eastAsiaTheme="minorEastAsia"/>
-              <w:lang w:eastAsia="hu-HU"/>
-            </w:rPr>
+            <w:rPr/>
           </w:pPr>
-          <w:hyperlink w:anchor="_Toc478243950">
+          <w:hyperlink w:anchor="__RefHeading___Toc1265_2293350486">
             <w:r>
               <w:rPr>
                 <w:webHidden/>
                 <w:rStyle w:val="IndexLink"/>
+                <w:vanish w:val="false"/>
               </w:rPr>
               <w:t>Implementálandó funkciók</w:t>
-            </w:r>
-            <w:r>
-              <w:rPr>
-                <w:webHidden/>
-              </w:rPr>
-              <w:fldChar w:fldCharType="begin"/>
-            </w:r>
-            <w:r>
-              <w:rPr>
-                <w:webHidden/>
-              </w:rPr>
-              <w:instrText xml:space="preserve">PAGEREF _Toc478243950 \h</w:instrText>
-            </w:r>
-            <w:r>
-              <w:rPr>
-                <w:webHidden/>
-              </w:rPr>
-              <w:fldChar w:fldCharType="separate"/>
-            </w:r>
-            <w:r>
-              <w:rPr>
-                <w:rStyle w:val="IndexLink"/>
-                <w:vanish w:val="false"/>
-              </w:rPr>
               <w:tab/>
-              <w:t>4</w:t>
-            </w:r>
-            <w:r>
-              <w:rPr>
-                <w:webHidden/>
-              </w:rPr>
-              <w:fldChar w:fldCharType="end"/>
+              <w:t>3</w:t>
             </w:r>
           </w:hyperlink>
         </w:p>
@@ -715,52 +417,20 @@
             <w:pStyle w:val="TOC2"/>
             <w:tabs>
               <w:tab w:val="clear" w:pos="708"/>
-              <w:tab w:val="right" w:pos="10762" w:leader="dot"/>
+              <w:tab w:val="right" w:pos="10771" w:leader="dot"/>
             </w:tabs>
-            <w:rPr>
-              <w:rFonts w:eastAsia="" w:eastAsiaTheme="minorEastAsia"/>
-              <w:lang w:eastAsia="hu-HU"/>
-            </w:rPr>
+            <w:rPr/>
           </w:pPr>
-          <w:hyperlink w:anchor="_Toc478243951">
+          <w:hyperlink w:anchor="__RefHeading___Toc1267_2293350486">
             <w:r>
               <w:rPr>
                 <w:webHidden/>
                 <w:rStyle w:val="IndexLink"/>
+                <w:vanish w:val="false"/>
               </w:rPr>
               <w:t>Felhasználói interakció</w:t>
-            </w:r>
-            <w:r>
-              <w:rPr>
-                <w:webHidden/>
-              </w:rPr>
-              <w:fldChar w:fldCharType="begin"/>
-            </w:r>
-            <w:r>
-              <w:rPr>
-                <w:webHidden/>
-              </w:rPr>
-              <w:instrText xml:space="preserve">PAGEREF _Toc478243951 \h</w:instrText>
-            </w:r>
-            <w:r>
-              <w:rPr>
-                <w:webHidden/>
-              </w:rPr>
-              <w:fldChar w:fldCharType="separate"/>
-            </w:r>
-            <w:r>
-              <w:rPr>
-                <w:rStyle w:val="IndexLink"/>
-                <w:vanish w:val="false"/>
-              </w:rPr>
               <w:tab/>
-              <w:t>4</w:t>
-            </w:r>
-            <w:r>
-              <w:rPr>
-                <w:webHidden/>
-              </w:rPr>
-              <w:fldChar w:fldCharType="end"/>
+              <w:t>3</w:t>
             </w:r>
           </w:hyperlink>
         </w:p>
@@ -769,52 +439,20 @@
             <w:pStyle w:val="TOC2"/>
             <w:tabs>
               <w:tab w:val="clear" w:pos="708"/>
-              <w:tab w:val="right" w:pos="10762" w:leader="dot"/>
+              <w:tab w:val="right" w:pos="10771" w:leader="dot"/>
             </w:tabs>
-            <w:rPr>
-              <w:rFonts w:eastAsia="" w:eastAsiaTheme="minorEastAsia"/>
-              <w:lang w:eastAsia="hu-HU"/>
-            </w:rPr>
+            <w:rPr/>
           </w:pPr>
-          <w:hyperlink w:anchor="_Toc478243952">
+          <w:hyperlink w:anchor="__RefHeading___Toc1269_2293350486">
             <w:r>
               <w:rPr>
                 <w:webHidden/>
                 <w:rStyle w:val="IndexLink"/>
+                <w:vanish w:val="false"/>
               </w:rPr>
               <w:t>Fejlesztéshez használt technológiák</w:t>
-            </w:r>
-            <w:r>
-              <w:rPr>
-                <w:webHidden/>
-              </w:rPr>
-              <w:fldChar w:fldCharType="begin"/>
-            </w:r>
-            <w:r>
-              <w:rPr>
-                <w:webHidden/>
-              </w:rPr>
-              <w:instrText xml:space="preserve">PAGEREF _Toc478243952 \h</w:instrText>
-            </w:r>
-            <w:r>
-              <w:rPr>
-                <w:webHidden/>
-              </w:rPr>
-              <w:fldChar w:fldCharType="separate"/>
-            </w:r>
-            <w:r>
-              <w:rPr>
-                <w:rStyle w:val="IndexLink"/>
-                <w:vanish w:val="false"/>
-              </w:rPr>
               <w:tab/>
               <w:t>4</w:t>
-            </w:r>
-            <w:r>
-              <w:rPr>
-                <w:webHidden/>
-              </w:rPr>
-              <w:fldChar w:fldCharType="end"/>
             </w:r>
           </w:hyperlink>
         </w:p>
@@ -823,52 +461,20 @@
             <w:pStyle w:val="TOC2"/>
             <w:tabs>
               <w:tab w:val="clear" w:pos="708"/>
-              <w:tab w:val="right" w:pos="10762" w:leader="dot"/>
+              <w:tab w:val="right" w:pos="10771" w:leader="dot"/>
             </w:tabs>
-            <w:rPr>
-              <w:rFonts w:eastAsia="" w:eastAsiaTheme="minorEastAsia"/>
-              <w:lang w:eastAsia="hu-HU"/>
-            </w:rPr>
+            <w:rPr/>
           </w:pPr>
-          <w:hyperlink w:anchor="_Toc478243953">
+          <w:hyperlink w:anchor="__RefHeading___Toc1271_2293350486">
             <w:r>
               <w:rPr>
                 <w:webHidden/>
                 <w:rStyle w:val="IndexLink"/>
+                <w:vanish w:val="false"/>
               </w:rPr>
               <w:t>Egyéb követelmények</w:t>
-            </w:r>
-            <w:r>
-              <w:rPr>
-                <w:webHidden/>
-              </w:rPr>
-              <w:fldChar w:fldCharType="begin"/>
-            </w:r>
-            <w:r>
-              <w:rPr>
-                <w:webHidden/>
-              </w:rPr>
-              <w:instrText xml:space="preserve">PAGEREF _Toc478243953 \h</w:instrText>
-            </w:r>
-            <w:r>
-              <w:rPr>
-                <w:webHidden/>
-              </w:rPr>
-              <w:fldChar w:fldCharType="separate"/>
-            </w:r>
-            <w:r>
-              <w:rPr>
-                <w:rStyle w:val="IndexLink"/>
-                <w:vanish w:val="false"/>
-              </w:rPr>
               <w:tab/>
               <w:t>4</w:t>
-            </w:r>
-            <w:r>
-              <w:rPr>
-                <w:webHidden/>
-              </w:rPr>
-              <w:fldChar w:fldCharType="end"/>
             </w:r>
           </w:hyperlink>
         </w:p>
@@ -877,52 +483,20 @@
             <w:pStyle w:val="TOC3"/>
             <w:tabs>
               <w:tab w:val="clear" w:pos="708"/>
-              <w:tab w:val="right" w:pos="10762" w:leader="dot"/>
+              <w:tab w:val="right" w:pos="10771" w:leader="dot"/>
             </w:tabs>
-            <w:rPr>
-              <w:rFonts w:eastAsia="" w:eastAsiaTheme="minorEastAsia"/>
-              <w:lang w:eastAsia="hu-HU"/>
-            </w:rPr>
+            <w:rPr/>
           </w:pPr>
-          <w:hyperlink w:anchor="_Toc478243954">
+          <w:hyperlink w:anchor="__RefHeading___Toc1273_2293350486">
             <w:r>
               <w:rPr>
                 <w:webHidden/>
                 <w:rStyle w:val="IndexLink"/>
+                <w:vanish w:val="false"/>
               </w:rPr>
               <w:t>Futtató környezet követelményei</w:t>
-            </w:r>
-            <w:r>
-              <w:rPr>
-                <w:webHidden/>
-              </w:rPr>
-              <w:fldChar w:fldCharType="begin"/>
-            </w:r>
-            <w:r>
-              <w:rPr>
-                <w:webHidden/>
-              </w:rPr>
-              <w:instrText xml:space="preserve">PAGEREF _Toc478243954 \h</w:instrText>
-            </w:r>
-            <w:r>
-              <w:rPr>
-                <w:webHidden/>
-              </w:rPr>
-              <w:fldChar w:fldCharType="separate"/>
-            </w:r>
-            <w:r>
-              <w:rPr>
-                <w:rStyle w:val="IndexLink"/>
-                <w:vanish w:val="false"/>
-              </w:rPr>
               <w:tab/>
               <w:t>4</w:t>
-            </w:r>
-            <w:r>
-              <w:rPr>
-                <w:webHidden/>
-              </w:rPr>
-              <w:fldChar w:fldCharType="end"/>
             </w:r>
           </w:hyperlink>
         </w:p>
@@ -931,52 +505,20 @@
             <w:pStyle w:val="TOC3"/>
             <w:tabs>
               <w:tab w:val="clear" w:pos="708"/>
-              <w:tab w:val="right" w:pos="10762" w:leader="dot"/>
+              <w:tab w:val="right" w:pos="10771" w:leader="dot"/>
             </w:tabs>
-            <w:rPr>
-              <w:rFonts w:eastAsia="" w:eastAsiaTheme="minorEastAsia"/>
-              <w:lang w:eastAsia="hu-HU"/>
-            </w:rPr>
+            <w:rPr/>
           </w:pPr>
-          <w:hyperlink w:anchor="_Toc478243955">
+          <w:hyperlink w:anchor="__RefHeading___Toc1275_2293350486">
             <w:r>
               <w:rPr>
                 <w:webHidden/>
                 <w:rStyle w:val="IndexLink"/>
+                <w:vanish w:val="false"/>
               </w:rPr>
               <w:t>Célközönség</w:t>
-            </w:r>
-            <w:r>
-              <w:rPr>
-                <w:webHidden/>
-              </w:rPr>
-              <w:fldChar w:fldCharType="begin"/>
-            </w:r>
-            <w:r>
-              <w:rPr>
-                <w:webHidden/>
-              </w:rPr>
-              <w:instrText xml:space="preserve">PAGEREF _Toc478243955 \h</w:instrText>
-            </w:r>
-            <w:r>
-              <w:rPr>
-                <w:webHidden/>
-              </w:rPr>
-              <w:fldChar w:fldCharType="separate"/>
-            </w:r>
-            <w:r>
-              <w:rPr>
-                <w:rStyle w:val="IndexLink"/>
-                <w:vanish w:val="false"/>
-              </w:rPr>
               <w:tab/>
-              <w:t>5</w:t>
-            </w:r>
-            <w:r>
-              <w:rPr>
-                <w:webHidden/>
-              </w:rPr>
-              <w:fldChar w:fldCharType="end"/>
+              <w:t>4</w:t>
             </w:r>
           </w:hyperlink>
         </w:p>
@@ -985,65 +527,27 @@
             <w:pStyle w:val="TOC3"/>
             <w:tabs>
               <w:tab w:val="clear" w:pos="708"/>
-              <w:tab w:val="right" w:pos="10762" w:leader="dot"/>
+              <w:tab w:val="right" w:pos="10771" w:leader="dot"/>
             </w:tabs>
-            <w:rPr>
-              <w:rFonts w:eastAsia="" w:eastAsiaTheme="minorEastAsia"/>
-              <w:lang w:eastAsia="hu-HU"/>
-            </w:rPr>
+            <w:rPr/>
           </w:pPr>
-          <w:hyperlink w:anchor="_Toc478243956">
+          <w:hyperlink w:anchor="__RefHeading___Toc1277_2293350486">
             <w:r>
               <w:rPr>
                 <w:webHidden/>
                 <w:rStyle w:val="IndexLink"/>
+                <w:vanish w:val="false"/>
               </w:rPr>
               <w:t>Hivatkozások</w:t>
-            </w:r>
-            <w:r>
-              <w:rPr>
-                <w:webHidden/>
-              </w:rPr>
-              <w:fldChar w:fldCharType="begin"/>
-            </w:r>
-            <w:r>
-              <w:rPr>
-                <w:webHidden/>
-              </w:rPr>
-              <w:instrText xml:space="preserve">PAGEREF _Toc478243956 \h</w:instrText>
-            </w:r>
-            <w:r>
-              <w:rPr>
-                <w:webHidden/>
-              </w:rPr>
-              <w:fldChar w:fldCharType="separate"/>
-            </w:r>
-            <w:r>
-              <w:rPr>
-                <w:rStyle w:val="IndexLink"/>
-                <w:vanish w:val="false"/>
-              </w:rPr>
               <w:tab/>
-              <w:t>5</w:t>
-            </w:r>
-            <w:r>
-              <w:rPr>
-                <w:webHidden/>
-              </w:rPr>
-              <w:fldChar w:fldCharType="end"/>
+              <w:t>4</w:t>
             </w:r>
           </w:hyperlink>
-        </w:p>
-        <w:p>
-          <w:pPr>
-            <w:pStyle w:val="Normal"/>
-            <w:rPr/>
-          </w:pPr>
           <w:r>
-            <w:rPr/>
-          </w:r>
-          <w:r>
-            <w:rPr/>
+            <w:rPr>
+              <w:rStyle w:val="IndexLink"/>
+              <w:vanish w:val="false"/>
+            </w:rPr>
             <w:fldChar w:fldCharType="end"/>
           </w:r>
         </w:p>
@@ -1052,1130 +556,669 @@
     <w:p>
       <w:pPr>
         <w:pStyle w:val="Normal"/>
-        <w:rPr/>
-      </w:pPr>
-      <w:r>
-        <w:rPr/>
-      </w:r>
-      <w:r>
-        <w:br w:type="page"/>
-      </w:r>
-    </w:p>
-    <w:p>
-      <w:pPr>
-        <w:pStyle w:val="Heading1"/>
-        <w:spacing w:before="0" w:after="0"/>
-        <w:rPr/>
-      </w:pPr>
-      <w:bookmarkStart w:id="0" w:name="_Toc481761025"/>
-      <w:r>
-        <w:rPr/>
-        <w:t>Dokumentációval kapcsolatos teendők</w:t>
-      </w:r>
-      <w:bookmarkEnd w:id="0"/>
-    </w:p>
-    <w:p>
-      <w:pPr>
-        <w:pStyle w:val="Normal"/>
-        <w:rPr/>
-      </w:pPr>
-      <w:r>
-        <w:rPr/>
-        <w:t>Először is, ez a dokumentáció csak egy irányelv, amit örülnék, ha mindenki be tudna tartani annyira, amennyire csak tud. Amennyiben a feladat úgy kívánja, nyugodtan adj hozzá új headeröket.</w:t>
-      </w:r>
-    </w:p>
-    <w:p>
-      <w:pPr>
-        <w:pStyle w:val="Normal"/>
         <w:rPr>
           <w:lang w:eastAsia="hu-HU"/>
         </w:rPr>
       </w:pPr>
       <w:r>
-        <mc:AlternateContent>
-          <mc:Choice Requires="wpg">
-            <w:drawing>
-              <wp:anchor behindDoc="0" distT="0" distB="8890" distL="114300" distR="114300" simplePos="0" locked="0" layoutInCell="0" allowOverlap="1" relativeHeight="9" wp14:anchorId="7DC0AEEB">
-                <wp:simplePos x="0" y="0"/>
-                <wp:positionH relativeFrom="column">
-                  <wp:posOffset>1630680</wp:posOffset>
-                </wp:positionH>
-                <wp:positionV relativeFrom="paragraph">
-                  <wp:posOffset>357505</wp:posOffset>
-                </wp:positionV>
-                <wp:extent cx="4023360" cy="962025"/>
-                <wp:effectExtent l="0" t="0" r="0" b="9525"/>
-                <wp:wrapTopAndBottom/>
-                <wp:docPr id="1" name="Group 13"/>
-                <a:graphic xmlns:a="http://schemas.openxmlformats.org/drawingml/2006/main">
-                  <a:graphicData uri="http://schemas.microsoft.com/office/word/2010/wordprocessingGroup">
-                    <wpg:wgp>
-                      <wpg:cNvGrpSpPr/>
-                      <wpg:grpSpPr>
-                        <a:xfrm>
-                          <a:off x="0" y="0"/>
-                          <a:ext cx="4023360" cy="961920"/>
-                          <a:chOff x="0" y="0"/>
-                          <a:chExt cx="4023360" cy="961920"/>
-                        </a:xfrm>
-                      </wpg:grpSpPr>
-                      <pic:pic xmlns:pic="http://schemas.openxmlformats.org/drawingml/2006/picture">
-                        <pic:nvPicPr>
-                          <pic:cNvPr id="2" name="Picture 3" descr=""/>
-                          <pic:cNvPicPr/>
-                        </pic:nvPicPr>
-                        <pic:blipFill>
-                          <a:blip r:embed="rId2"/>
-                          <a:stretch/>
-                        </pic:blipFill>
-                        <pic:spPr>
-                          <a:xfrm>
-                            <a:off x="0" y="0"/>
-                            <a:ext cx="4023360" cy="641880"/>
-                          </a:xfrm>
-                          <a:prstGeom prst="rect">
-                            <a:avLst/>
-                          </a:prstGeom>
-                          <a:noFill/>
-                          <a:ln w="0">
-                            <a:noFill/>
-                          </a:ln>
-                        </pic:spPr>
-                      </pic:pic>
-                      <wps:wsp>
-                        <wps:cNvPr id="3" name="Text Box 12"/>
-                        <wps:cNvSpPr/>
-                        <wps:spPr>
-                          <a:xfrm>
-                            <a:off x="0" y="695880"/>
-                            <a:ext cx="4023360" cy="266040"/>
-                          </a:xfrm>
-                          <a:prstGeom prst="rect">
-                            <a:avLst/>
-                          </a:prstGeom>
-                          <a:solidFill>
-                            <a:srgbClr val="ffffff"/>
-                          </a:solidFill>
-                          <a:ln w="0">
-                            <a:noFill/>
-                          </a:ln>
-                        </wps:spPr>
-                        <wps:style>
-                          <a:lnRef idx="0"/>
-                          <a:fillRef idx="0"/>
-                          <a:effectRef idx="0"/>
-                          <a:fontRef idx="minor"/>
-                        </wps:style>
-                        <wps:txbx>
-                          <w:txbxContent>
-                            <w:p>
-                              <w:pPr>
-                                <w:pStyle w:val="Caption"/>
-                                <w:spacing w:before="0" w:after="200"/>
-                                <w:jc w:val="center"/>
-                                <w:rPr/>
-                              </w:pPr>
-                              <w:r>
-                                <w:rPr/>
-                                <w:fldChar w:fldCharType="begin"/>
-                              </w:r>
-                              <w:r>
-                                <w:rPr/>
-                                <w:instrText xml:space="preserve"> SEQ ábra \* ARABIC </w:instrText>
-                              </w:r>
-                              <w:r>
-                                <w:rPr/>
-                                <w:fldChar w:fldCharType="separate"/>
-                              </w:r>
-                              <w:r>
-                                <w:rPr/>
-                                <w:t>1</w:t>
-                              </w:r>
-                              <w:r>
-                                <w:rPr/>
-                                <w:fldChar w:fldCharType="end"/>
-                              </w:r>
-                              <w:r>
-                                <w:rPr/>
-                                <w:t>. ábra „Normal” szövegstílus</w:t>
-                              </w:r>
-                            </w:p>
-                          </w:txbxContent>
-                        </wps:txbx>
-                        <wps:bodyPr lIns="0" rIns="0" tIns="0" bIns="0" anchor="t">
-                          <a:noAutofit/>
-                        </wps:bodyPr>
-                      </wps:wsp>
-                    </wpg:wgp>
-                  </a:graphicData>
-                </a:graphic>
-              </wp:anchor>
-            </w:drawing>
-          </mc:Choice>
-          <mc:Fallback>
-            <w:pict>
-              <v:group id="shape_0" alt="Group 13" style="position:absolute;margin-left:128.4pt;margin-top:28.15pt;width:316.8pt;height:75.75pt" coordorigin="2568,563" coordsize="6336,1515">
-                <v:shapetype id="_x0000_t75" coordsize="21600,21600" o:spt="75" o:preferrelative="t" path="m@4@5l@4@11@9@11@9@5xe" filled="f" stroked="f">
-                  <v:stroke joinstyle="miter"/>
-                  <v:formulas>
-                    <v:f eqn="if lineDrawn pixelLineWidth 0"/>
-                    <v:f eqn="sum @0 1 0"/>
-                    <v:f eqn="sum 0 0 @1"/>
-                    <v:f eqn="prod @2 1 2"/>
-                    <v:f eqn="prod @3 21600 pixelWidth"/>
-                    <v:f eqn="prod @3 21600 pixelHeight"/>
-                    <v:f eqn="sum @0 0 1"/>
-                    <v:f eqn="prod @6 1 2"/>
-                    <v:f eqn="prod @7 21600 pixelWidth"/>
-                    <v:f eqn="sum @8 21600 0"/>
-                    <v:f eqn="prod @7 21600 pixelHeight"/>
-                    <v:f eqn="sum @10 21600 0"/>
-                  </v:formulas>
-                  <v:path o:extrusionok="f" gradientshapeok="t" o:connecttype="rect"/>
-                  <o:lock v:ext="edit" aspectratio="t"/>
-                </v:shapetype>
-                <v:shape id="shape_0" ID="Picture 3" stroked="f" o:allowincell="f" style="position:absolute;left:2568;top:563;width:6335;height:1010;mso-wrap-style:none;v-text-anchor:middle" type="_x0000_t75">
-                  <v:imagedata r:id="rId3" o:detectmouseclick="t"/>
-                  <v:stroke color="#3465a4" joinstyle="round" endcap="flat"/>
-                  <w10:wrap type="topAndBottom"/>
-                </v:shape>
-                <v:rect id="shape_0" ID="Text Box 12" path="m0,0l-2147483645,0l-2147483645,-2147483646l0,-2147483646xe" fillcolor="white" stroked="f" o:allowincell="f" style="position:absolute;left:2568;top:1659;width:6335;height:418;mso-wrap-style:square;v-text-anchor:top">
-                  <v:fill o:detectmouseclick="t" type="solid" color2="black"/>
-                  <v:stroke color="#3465a4" joinstyle="round" endcap="flat"/>
-                  <v:textbox>
-                    <w:txbxContent>
-                      <w:p>
-                        <w:pPr>
-                          <w:pStyle w:val="Caption"/>
-                          <w:spacing w:before="0" w:after="200"/>
-                          <w:jc w:val="center"/>
-                          <w:rPr/>
-                        </w:pPr>
-                        <w:r>
-                          <w:rPr/>
-                          <w:fldChar w:fldCharType="begin"/>
-                        </w:r>
-                        <w:r>
-                          <w:rPr/>
-                          <w:instrText xml:space="preserve"> SEQ ábra \* ARABIC </w:instrText>
-                        </w:r>
-                        <w:r>
-                          <w:rPr/>
-                          <w:fldChar w:fldCharType="separate"/>
-                        </w:r>
-                        <w:r>
-                          <w:rPr/>
-                          <w:t>1</w:t>
-                        </w:r>
-                        <w:r>
-                          <w:rPr/>
-                          <w:fldChar w:fldCharType="end"/>
-                        </w:r>
-                        <w:r>
-                          <w:rPr/>
-                          <w:t>. ábra „Normal” szövegstílus</w:t>
-                        </w:r>
-                      </w:p>
-                    </w:txbxContent>
-                  </v:textbox>
-                  <w10:wrap type="topAndBottom"/>
-                </v:rect>
-              </v:group>
-            </w:pict>
-          </mc:Fallback>
-        </mc:AlternateContent>
-      </w:r>
-      <w:r>
-        <w:rPr/>
-        <w:t xml:space="preserve">A </w:t>
-      </w:r>
-      <w:r>
+        <w:rPr>
+          <w:lang w:eastAsia="hu-HU"/>
+        </w:rPr>
+      </w:r>
+      <w:r>
+        <w:br w:type="page"/>
+      </w:r>
+    </w:p>
+    <w:p>
+      <w:pPr>
+        <w:pStyle w:val="Heading1"/>
+        <w:spacing w:before="0" w:after="0"/>
+        <w:rPr/>
+      </w:pPr>
+      <w:bookmarkStart w:id="0" w:name="__RefHeading___Toc1253_2293350486"/>
+      <w:bookmarkStart w:id="1" w:name="_Toc478243944"/>
+      <w:bookmarkEnd w:id="0"/>
+      <w:r>
+        <w:rPr/>
+        <w:t>Informális házi feladat leírás</w:t>
+      </w:r>
+      <w:bookmarkEnd w:id="1"/>
+    </w:p>
+    <w:p>
+      <w:pPr>
+        <w:pStyle w:val="Normal"/>
+        <w:rPr>
+          <w:color w:val="auto"/>
+        </w:rPr>
+      </w:pPr>
+      <w:r>
+        <w:rPr>
+          <w:color w:val="auto"/>
+        </w:rPr>
+        <w:t xml:space="preserve">Gyors, ingyenes, platformfüggetlen képszűrő program fejlesztése. </w:t>
+      </w:r>
+    </w:p>
+    <w:p>
+      <w:pPr>
+        <w:pStyle w:val="Heading1"/>
+        <w:rPr/>
+      </w:pPr>
+      <w:bookmarkStart w:id="2" w:name="__RefHeading___Toc1255_2293350486"/>
+      <w:bookmarkStart w:id="3" w:name="_Toc478243945"/>
+      <w:bookmarkEnd w:id="2"/>
+      <w:r>
+        <w:rPr/>
+        <w:t>Formális házi feladat leírás</w:t>
+      </w:r>
+      <w:bookmarkEnd w:id="3"/>
+    </w:p>
+    <w:p>
+      <w:pPr>
+        <w:pStyle w:val="Heading2"/>
+        <w:rPr/>
+      </w:pPr>
+      <w:bookmarkStart w:id="4" w:name="__RefHeading___Toc1257_2293350486"/>
+      <w:bookmarkStart w:id="5" w:name="_Toc478243946"/>
+      <w:bookmarkEnd w:id="4"/>
+      <w:r>
+        <w:rPr/>
+        <w:t>Az elkészítendő szoftver célja</w:t>
+      </w:r>
+      <w:bookmarkEnd w:id="5"/>
+    </w:p>
+    <w:p>
+      <w:pPr>
+        <w:pStyle w:val="normal1"/>
+        <w:rPr>
+          <w:color w:val="auto"/>
+        </w:rPr>
+      </w:pPr>
+      <w:r>
+        <w:rPr>
+          <w:color w:val="auto"/>
+        </w:rPr>
+        <w:t>C++ program fejlesztése, amely képes 32bites Windows Bitmap formátumú képfájl betöltésére. Több szűrő algoritmust implementálása, mely a bemeneti képen dolgozik, az eredményt újabb képfájlba menti.</w:t>
+      </w:r>
+    </w:p>
+    <w:p>
+      <w:pPr>
+        <w:pStyle w:val="Heading2"/>
+        <w:rPr/>
+      </w:pPr>
+      <w:bookmarkStart w:id="6" w:name="__RefHeading___Toc1259_2293350486"/>
+      <w:bookmarkStart w:id="7" w:name="_Toc478243947"/>
+      <w:bookmarkEnd w:id="6"/>
+      <w:r>
+        <w:rPr/>
+        <w:t>Elvárások</w:t>
+      </w:r>
+      <w:bookmarkEnd w:id="7"/>
+    </w:p>
+    <w:p>
+      <w:pPr>
+        <w:pStyle w:val="Heading3"/>
+        <w:rPr/>
+      </w:pPr>
+      <w:bookmarkStart w:id="8" w:name="__RefHeading___Toc1261_2293350486"/>
+      <w:bookmarkStart w:id="9" w:name="_Toc478243948"/>
+      <w:bookmarkEnd w:id="8"/>
+      <w:r>
+        <w:rPr/>
+        <w:t>Elvárt bemenet</w:t>
+      </w:r>
+      <w:bookmarkEnd w:id="9"/>
+    </w:p>
+    <w:p>
+      <w:pPr>
+        <w:pStyle w:val="Normal"/>
         <w:rPr>
           <w:color w:val="FF0000"/>
         </w:rPr>
-        <w:t xml:space="preserve">piros színnel írt példát </w:t>
-      </w:r>
+      </w:pPr>
       <w:r>
         <w:rPr>
-          <w:color w:themeColor="text1" w:val="000000"/>
+          <w:color w:val="auto"/>
         </w:rPr>
-        <w:t xml:space="preserve">elolvasás után </w:t>
+        <w:t xml:space="preserve">A programnak futtatási argumentumként meg kell kapnia egy BMP fájl elérési útját, az alkalmazandó szűrők neveit és a változtatás mértékét és opcionálisan egy kimeneti fájl helyet és fájl nevet is meg lehet adni. </w:t>
       </w:r>
       <w:r>
         <w:rPr>
-          <w:b/>
-          <w:color w:themeColor="text1" w:val="000000"/>
+          <w:color w:val="FF0000"/>
         </w:rPr>
-        <w:t>töröld ki</w:t>
-      </w:r>
-      <w:r>
+        <w:t xml:space="preserve"> </w:t>
+      </w:r>
+    </w:p>
+    <w:p>
+      <w:pPr>
+        <w:pStyle w:val="Heading3"/>
+        <w:rPr/>
+      </w:pPr>
+      <w:bookmarkStart w:id="10" w:name="__RefHeading___Toc1263_2293350486"/>
+      <w:bookmarkStart w:id="11" w:name="_Toc478243949"/>
+      <w:bookmarkEnd w:id="10"/>
+      <w:r>
+        <w:rPr/>
+        <w:t>Elvárt kimenet</w:t>
+      </w:r>
+      <w:bookmarkEnd w:id="11"/>
+    </w:p>
+    <w:p>
+      <w:pPr>
+        <w:pStyle w:val="Normal"/>
         <w:rPr>
-          <w:color w:themeColor="text1" w:val="000000"/>
+          <w:color w:val="auto"/>
         </w:rPr>
-        <w:t xml:space="preserve"> és „Normal” szövegstílussal fogalmazd meg az adott részt a feladatodhoz kapcsolódóan.</w:t>
-      </w:r>
+      </w:pPr>
+      <w:r>
+        <w:rPr>
+          <w:color w:val="auto"/>
+        </w:rPr>
+        <w:t xml:space="preserve">Egy BMP fájl, amely az algoritmusok alapján megfelelően módosítva van. </w:t>
+      </w:r>
+    </w:p>
+    <w:p>
+      <w:pPr>
+        <w:pStyle w:val="Heading2"/>
+        <w:rPr/>
+      </w:pPr>
+      <w:bookmarkStart w:id="12" w:name="__RefHeading___Toc1265_2293350486"/>
+      <w:bookmarkStart w:id="13" w:name="_Toc478243950"/>
+      <w:bookmarkEnd w:id="12"/>
+      <w:r>
+        <w:rPr/>
+        <w:t>Implementálandó funkciók</w:t>
+      </w:r>
+      <w:bookmarkEnd w:id="13"/>
+    </w:p>
+    <w:p>
+      <w:pPr>
+        <w:pStyle w:val="DefaultParagraphstyle"/>
+        <w:numPr>
+          <w:ilvl w:val="0"/>
+          <w:numId w:val="1"/>
+        </w:numPr>
+        <w:rPr/>
+      </w:pPr>
+      <w:r>
+        <w:rPr/>
+        <w:t>32 bites Windows BMP képfájlok betöltése és mentése</w:t>
+      </w:r>
+    </w:p>
+    <w:p>
+      <w:pPr>
+        <w:pStyle w:val="DefaultParagraphstyle"/>
+        <w:numPr>
+          <w:ilvl w:val="0"/>
+          <w:numId w:val="1"/>
+        </w:numPr>
+        <w:rPr/>
+      </w:pPr>
+      <w:r>
+        <w:rPr/>
+        <w:t xml:space="preserve">Képszűrők sorrendben történő alkalmazása (szűrőlánc készítése) </w:t>
+      </w:r>
+    </w:p>
+    <w:p>
+      <w:pPr>
+        <w:pStyle w:val="DefaultParagraphstyle"/>
+        <w:numPr>
+          <w:ilvl w:val="0"/>
+          <w:numId w:val="1"/>
+        </w:numPr>
+        <w:rPr/>
+      </w:pPr>
+      <w:r>
+        <w:rPr/>
+        <w:t>A következő képszűrő algoritmusok implementálása:</w:t>
+      </w:r>
+    </w:p>
+    <w:p>
+      <w:pPr>
+        <w:pStyle w:val="DefaultParagraphstyle"/>
+        <w:numPr>
+          <w:ilvl w:val="1"/>
+          <w:numId w:val="1"/>
+        </w:numPr>
+        <w:rPr/>
+      </w:pPr>
+      <w:r>
+        <w:rPr/>
+        <w:t>Kontrasztállítás</w:t>
+      </w:r>
+    </w:p>
+    <w:p>
+      <w:pPr>
+        <w:pStyle w:val="DefaultParagraphstyle"/>
+        <w:numPr>
+          <w:ilvl w:val="1"/>
+          <w:numId w:val="1"/>
+        </w:numPr>
+        <w:rPr/>
+      </w:pPr>
+      <w:r>
+        <w:rPr/>
+        <w:t>Fényerő-módosítás</w:t>
+      </w:r>
+    </w:p>
+    <w:p>
+      <w:pPr>
+        <w:pStyle w:val="DefaultParagraphstyle"/>
+        <w:numPr>
+          <w:ilvl w:val="1"/>
+          <w:numId w:val="1"/>
+        </w:numPr>
+        <w:rPr/>
+      </w:pPr>
+      <w:r>
+        <w:rPr/>
+        <w:t>Gaussian életlenítés</w:t>
+      </w:r>
+    </w:p>
+    <w:p>
+      <w:pPr>
+        <w:pStyle w:val="DefaultParagraphstyle"/>
+        <w:numPr>
+          <w:ilvl w:val="1"/>
+          <w:numId w:val="1"/>
+        </w:numPr>
+        <w:rPr/>
+      </w:pPr>
+      <w:r>
+        <w:rPr/>
+        <w:t>Éldetektálás</w:t>
+      </w:r>
+    </w:p>
+    <w:p>
+      <w:pPr>
+        <w:pStyle w:val="DefaultParagraphstyle"/>
+        <w:numPr>
+          <w:ilvl w:val="1"/>
+          <w:numId w:val="1"/>
+        </w:numPr>
+        <w:rPr/>
+      </w:pPr>
+      <w:r>
+        <w:rPr/>
+        <w:t>Medián szűrő</w:t>
+      </w:r>
+    </w:p>
+    <w:p>
+      <w:pPr>
+        <w:pStyle w:val="DefaultParagraphstyle"/>
+        <w:numPr>
+          <w:ilvl w:val="1"/>
+          <w:numId w:val="1"/>
+        </w:numPr>
+        <w:rPr/>
+      </w:pPr>
+      <w:r>
+        <w:rPr/>
+        <w:t xml:space="preserve">RGB csatornánékénti eltolás </w:t>
+      </w:r>
+    </w:p>
+    <w:p>
+      <w:pPr>
+        <w:pStyle w:val="DefaultParagraphstyle"/>
+        <w:numPr>
+          <w:ilvl w:val="1"/>
+          <w:numId w:val="1"/>
+        </w:numPr>
+        <w:rPr/>
+      </w:pPr>
+      <w:r>
+        <w:rPr/>
+        <w:t>Gamma korrekcició</w:t>
+      </w:r>
+    </w:p>
+    <w:p>
+      <w:pPr>
+        <w:pStyle w:val="DefaultParagraphstyle"/>
+        <w:numPr>
+          <w:ilvl w:val="0"/>
+          <w:numId w:val="1"/>
+        </w:numPr>
+        <w:rPr/>
+      </w:pPr>
+      <w:r>
+        <w:rPr/>
+        <w:t>Saját kivételkezelő osztályok implementálása a hibatípusok elkerülésére</w:t>
+      </w:r>
+    </w:p>
+    <w:p>
+      <w:pPr>
+        <w:pStyle w:val="DefaultParagraphstyle"/>
+        <w:numPr>
+          <w:ilvl w:val="0"/>
+          <w:numId w:val="1"/>
+        </w:numPr>
+        <w:rPr/>
+      </w:pPr>
+      <w:r>
+        <w:rPr/>
+        <w:t xml:space="preserve">Hibák korrekt feldolgozása és újrapróbálás lehetősége (pl. hibás fájlnév esetén) </w:t>
+      </w:r>
+    </w:p>
+    <w:p>
+      <w:pPr>
+        <w:pStyle w:val="DefaultParagraphstyle"/>
+        <w:numPr>
+          <w:ilvl w:val="0"/>
+          <w:numId w:val="1"/>
+        </w:numPr>
+        <w:rPr/>
+      </w:pPr>
+      <w:r>
+        <w:rPr/>
+        <w:t>Segítség szöveg kiírása a felhasználónak</w:t>
+      </w:r>
+    </w:p>
+    <w:p>
+      <w:pPr>
+        <w:pStyle w:val="Heading2"/>
+        <w:rPr/>
+      </w:pPr>
+      <w:bookmarkStart w:id="14" w:name="__RefHeading___Toc1267_2293350486"/>
+      <w:bookmarkStart w:id="15" w:name="_Toc478243951"/>
+      <w:bookmarkEnd w:id="14"/>
+      <w:r>
+        <w:rPr/>
+        <w:t>Felhasználói interakció</w:t>
+      </w:r>
+      <w:bookmarkEnd w:id="15"/>
     </w:p>
     <w:p>
       <w:pPr>
         <w:pStyle w:val="Normal"/>
-        <w:spacing w:before="240" w:after="160"/>
         <w:rPr>
-          <w:lang w:eastAsia="hu-HU"/>
+          <w:color w:val="auto"/>
         </w:rPr>
       </w:pPr>
       <w:r>
         <w:rPr>
-          <w:lang w:eastAsia="hu-HU"/>
+          <w:color w:val="auto"/>
         </w:rPr>
-        <w:t xml:space="preserve">Ezen kívül </w:t>
-      </w:r>
-      <w:r>
+        <w:t xml:space="preserve">A program a futáshoz szükséges hiperparamétereket argumentumként fogja megkapni és a futás során keletkező állapotleíró üzeneteket a standard kimenetre fogja kiírni. Hibás paraméter vagy fájlnév esetén a program figyelmeztető üzenetet ír ki, és lehetőséget ad a hibás paraméter/fájlnév kijavítására. </w:t>
+      </w:r>
+    </w:p>
+    <w:p>
+      <w:pPr>
+        <w:pStyle w:val="Heading2"/>
+        <w:rPr/>
+      </w:pPr>
+      <w:bookmarkStart w:id="16" w:name="__RefHeading___Toc1269_2293350486"/>
+      <w:bookmarkStart w:id="17" w:name="_Toc478243952"/>
+      <w:bookmarkEnd w:id="16"/>
+      <w:r>
+        <w:rPr/>
+        <w:t>Fejlesztéshez használt technológiák</w:t>
+      </w:r>
+      <w:bookmarkEnd w:id="17"/>
+    </w:p>
+    <w:p>
+      <w:pPr>
+        <w:pStyle w:val="Normal"/>
         <w:rPr>
-          <w:b/>
-          <w:lang w:eastAsia="hu-HU"/>
+          <w:color w:val="auto"/>
         </w:rPr>
-        <w:t>ezt az oldalt töröld ki</w:t>
-      </w:r>
+      </w:pPr>
       <w:r>
         <w:rPr>
-          <w:lang w:eastAsia="hu-HU"/>
+          <w:color w:val="auto"/>
         </w:rPr>
-        <w:t>, mivel nem szerves része a feladatspecifikációnak.</w:t>
-      </w:r>
+        <w:t>A programomat C++20 nyelven írom meg, mivel a kevés bináris overhead miatt várhatóan gyorsan fog lefutni a kódom. Integrált fejlesztőkörnyezetként Microsoft Visual Studio Code-t fogok használni, emellett az új GitHub integráció segítségével GPLv3 licensszel publikálok.</w:t>
+      </w:r>
+    </w:p>
+    <w:p>
+      <w:pPr>
+        <w:pStyle w:val="Heading2"/>
+        <w:rPr/>
+      </w:pPr>
+      <w:bookmarkStart w:id="18" w:name="__RefHeading___Toc1271_2293350486"/>
+      <w:bookmarkStart w:id="19" w:name="_Toc478243953"/>
+      <w:bookmarkEnd w:id="18"/>
+      <w:r>
+        <w:rPr/>
+        <w:t>Egyéb követelmények</w:t>
+      </w:r>
+      <w:bookmarkEnd w:id="19"/>
+    </w:p>
+    <w:p>
+      <w:pPr>
+        <w:pStyle w:val="Heading3"/>
+        <w:rPr/>
+      </w:pPr>
+      <w:bookmarkStart w:id="20" w:name="__RefHeading___Toc1273_2293350486"/>
+      <w:bookmarkStart w:id="21" w:name="_Toc478243954"/>
+      <w:bookmarkEnd w:id="20"/>
+      <w:r>
+        <w:rPr/>
+        <w:t>Futtató környezet követelményei</w:t>
+      </w:r>
+      <w:bookmarkEnd w:id="21"/>
     </w:p>
     <w:p>
       <w:pPr>
         <w:pStyle w:val="Normal"/>
-        <w:spacing w:before="240" w:after="160"/>
         <w:rPr>
-          <w:lang w:eastAsia="hu-HU"/>
+          <w:color w:val="auto"/>
         </w:rPr>
       </w:pPr>
       <w:r>
         <w:rPr>
-          <w:lang w:eastAsia="hu-HU"/>
+          <w:color w:val="auto"/>
         </w:rPr>
-        <w:t xml:space="preserve">Továbbá a fájl nevében a „NEPTUN” részt, valamint az első oldalon a minta készítőt (Gipsz Jakab, ABC123, gipsz.jakab@minta.hu) </w:t>
-      </w:r>
-      <w:r>
-        <w:rPr>
-          <w:b/>
-          <w:lang w:eastAsia="hu-HU"/>
-        </w:rPr>
-        <w:t>írjd át a saját adataidnak megfelelően</w:t>
-      </w:r>
-      <w:r>
-        <w:rPr>
-          <w:lang w:eastAsia="hu-HU"/>
-        </w:rPr>
-        <w:t xml:space="preserve">, ezen kívül szintén az első oldal „Feladat cím” részt is </w:t>
-      </w:r>
-      <w:r>
-        <w:rPr>
-          <w:b/>
-          <w:lang w:eastAsia="hu-HU"/>
-        </w:rPr>
-        <w:t>cseréld ki a feladatod címére.</w:t>
-      </w:r>
+        <w:t>A programomat Linux környezetre fogom lefuttatni Visual Studio Code-ban, így a futtatható binárist azon is fogom tudni lefuttatni. Azonban igyekszem csak cross-platform nyelvi elemeket felhasználni a kód írása során, így Windows platformra való fordítás után akár azon is futtatható lesz.</w:t>
+      </w:r>
+    </w:p>
+    <w:p>
+      <w:pPr>
+        <w:pStyle w:val="Heading3"/>
+        <w:rPr/>
+      </w:pPr>
+      <w:bookmarkStart w:id="22" w:name="__RefHeading___Toc1275_2293350486"/>
+      <w:bookmarkStart w:id="23" w:name="_Toc478243955"/>
+      <w:bookmarkEnd w:id="22"/>
+      <w:r>
+        <w:rPr/>
+        <w:t>Célközönség</w:t>
+      </w:r>
+      <w:bookmarkEnd w:id="23"/>
     </w:p>
     <w:p>
       <w:pPr>
         <w:pStyle w:val="Normal"/>
-        <w:spacing w:before="240" w:after="160"/>
-        <w:rPr>
-          <w:lang w:eastAsia="hu-HU"/>
-        </w:rPr>
-      </w:pPr>
-      <w:r>
-        <w:rPr>
-          <w:lang w:eastAsia="hu-HU"/>
-        </w:rPr>
-        <w:t xml:space="preserve">Ha a fentiekkel elkészültél, </w:t>
-      </w:r>
-      <w:r>
-        <w:rPr>
-          <w:b/>
-          <w:lang w:eastAsia="hu-HU"/>
-        </w:rPr>
-        <w:t>generáld újra a tartalomjegyzéket</w:t>
-      </w:r>
-      <w:r>
-        <w:rPr>
-          <w:lang w:eastAsia="hu-HU"/>
-        </w:rPr>
-        <w:t xml:space="preserve">, </w:t>
-      </w:r>
-      <w:r>
-        <w:rPr>
-          <w:b/>
-          <w:lang w:eastAsia="hu-HU"/>
-        </w:rPr>
-        <w:t>exportáld ki a dokumentumot PDF formátumban</w:t>
-      </w:r>
-      <w:r>
-        <w:rPr>
-          <w:lang w:eastAsia="hu-HU"/>
-        </w:rPr>
-        <w:t>.</w:t>
+        <w:rPr/>
+      </w:pPr>
+      <w:r>
+        <w:rPr/>
+        <w:t xml:space="preserve">A program célközönsége olyan halgatók, fejlesztők és kutatók, akik képfeldolgozással, digitális képelemzéssel vagy grafikai algoritmusokkal foglalkoznak. Emellett oktatási célokra is alkalmas, mivel jól demonstrálja az objektumorientált programozás, a képszűrés és a hibakezelés alapelveit C++ nyelven. </w:t>
       </w:r>
     </w:p>
     <w:p>
       <w:pPr>
         <w:pStyle w:val="Normal"/>
-        <w:spacing w:before="240" w:after="160"/>
-        <w:rPr>
-          <w:lang w:eastAsia="hu-HU"/>
-        </w:rPr>
-      </w:pPr>
-      <w:r>
-        <w:rPr>
-          <w:b/>
-          <w:lang w:eastAsia="hu-HU"/>
-        </w:rPr>
-        <w:t>Ne felejtsd el</w:t>
-      </w:r>
-      <w:r>
-        <w:rPr>
-          <w:lang w:eastAsia="hu-HU"/>
-        </w:rPr>
-        <w:t xml:space="preserve"> az utolsó labor napjának végéig feltölteni zippelve a házi feladatod, ami mindenképp tartalmazza a következőket:</w:t>
-      </w:r>
-    </w:p>
-    <w:p>
-      <w:pPr>
-        <w:pStyle w:val="ListParagraph"/>
+        <w:rPr/>
+      </w:pPr>
+      <w:r>
+        <w:rPr/>
+        <w:t xml:space="preserve">A program használatához alapvető parancssori ismeretek szükségesek csak. </w:t>
+      </w:r>
+    </w:p>
+    <w:p>
+      <w:pPr>
+        <w:pStyle w:val="Heading3"/>
+        <w:rPr/>
+      </w:pPr>
+      <w:bookmarkStart w:id="24" w:name="__RefHeading___Toc1277_2293350486"/>
+      <w:bookmarkStart w:id="25" w:name="_Toc478243956"/>
+      <w:bookmarkEnd w:id="24"/>
+      <w:r>
+        <w:rPr/>
+        <w:t>Hivatkozások</w:t>
+      </w:r>
+      <w:bookmarkEnd w:id="25"/>
+    </w:p>
+    <w:p>
+      <w:pPr>
+        <w:pStyle w:val="Normal"/>
         <w:numPr>
           <w:ilvl w:val="0"/>
           <w:numId w:val="2"/>
         </w:numPr>
-        <w:spacing w:before="240" w:after="0"/>
-        <w:contextualSpacing/>
+        <w:spacing w:before="0" w:after="160"/>
         <w:rPr>
-          <w:lang w:eastAsia="hu-HU"/>
+          <w:color w:val="auto"/>
         </w:rPr>
       </w:pPr>
-      <w:r>
-        <w:rPr>
-          <w:lang w:eastAsia="hu-HU"/>
-        </w:rPr>
-        <w:t>Az elkészült program (a generálható fájlokat ne tartalmazza: Visual Studio-ban Build menü -&gt; Clean Solution)</w:t>
-      </w:r>
-    </w:p>
-    <w:p>
-      <w:pPr>
-        <w:pStyle w:val="ListParagraph"/>
+      <w:hyperlink r:id="rId2">
+        <w:r>
+          <w:rPr>
+            <w:rStyle w:val="Hyperlink"/>
+            <w:color w:val="auto"/>
+          </w:rPr>
+          <w:t>https://docs.opencv.org/4.x/d3/dc1/tutorial_basic_linear_transform.html?utm</w:t>
+        </w:r>
+      </w:hyperlink>
+    </w:p>
+    <w:p>
+      <w:pPr>
+        <w:pStyle w:val="Normal"/>
         <w:numPr>
           <w:ilvl w:val="0"/>
           <w:numId w:val="2"/>
         </w:numPr>
-        <w:spacing w:before="240" w:after="0"/>
-        <w:contextualSpacing/>
+        <w:spacing w:before="0" w:after="160"/>
         <w:rPr>
-          <w:lang w:eastAsia="hu-HU"/>
+          <w:color w:val="auto"/>
         </w:rPr>
       </w:pPr>
-      <w:r>
-        <w:rPr>
-          <w:lang w:eastAsia="hu-HU"/>
-        </w:rPr>
-        <w:t>A korábban elküldött házi feladat specifikáció PDF formátumban</w:t>
-      </w:r>
-    </w:p>
-    <w:p>
-      <w:pPr>
-        <w:pStyle w:val="ListParagraph"/>
+      <w:hyperlink r:id="rId3">
+        <w:r>
+          <w:rPr>
+            <w:rStyle w:val="Hyperlink"/>
+            <w:color w:val="auto"/>
+          </w:rPr>
+          <w:t>https://en.wikipedia.org/wiki/Kernel_%28image_processing%29?utm</w:t>
+        </w:r>
+      </w:hyperlink>
+    </w:p>
+    <w:p>
+      <w:pPr>
+        <w:pStyle w:val="Normal"/>
         <w:numPr>
           <w:ilvl w:val="0"/>
           <w:numId w:val="2"/>
         </w:numPr>
-        <w:spacing w:before="240" w:after="0"/>
-        <w:contextualSpacing/>
+        <w:spacing w:before="0" w:after="160"/>
         <w:rPr>
-          <w:lang w:eastAsia="hu-HU"/>
+          <w:color w:val="auto"/>
         </w:rPr>
       </w:pPr>
-      <w:r>
-        <mc:AlternateContent>
-          <mc:Choice Requires="wpg">
-            <w:drawing>
-              <wp:anchor behindDoc="0" distT="0" distB="9525" distL="114300" distR="114300" simplePos="0" locked="0" layoutInCell="0" allowOverlap="1" relativeHeight="7" wp14:anchorId="6F64D69E">
-                <wp:simplePos x="0" y="0"/>
-                <wp:positionH relativeFrom="column">
-                  <wp:posOffset>1154430</wp:posOffset>
-                </wp:positionH>
-                <wp:positionV relativeFrom="paragraph">
-                  <wp:posOffset>346710</wp:posOffset>
-                </wp:positionV>
-                <wp:extent cx="4667250" cy="1819275"/>
-                <wp:effectExtent l="0" t="0" r="0" b="9525"/>
-                <wp:wrapTopAndBottom/>
-                <wp:docPr id="4" name="Group 11"/>
-                <a:graphic xmlns:a="http://schemas.openxmlformats.org/drawingml/2006/main">
-                  <a:graphicData uri="http://schemas.microsoft.com/office/word/2010/wordprocessingGroup">
-                    <wpg:wgp>
-                      <wpg:cNvGrpSpPr/>
-                      <wpg:grpSpPr>
-                        <a:xfrm>
-                          <a:off x="0" y="0"/>
-                          <a:ext cx="4667400" cy="1819440"/>
-                          <a:chOff x="0" y="0"/>
-                          <a:chExt cx="4667400" cy="1819440"/>
-                        </a:xfrm>
-                      </wpg:grpSpPr>
-                      <pic:pic xmlns:pic="http://schemas.openxmlformats.org/drawingml/2006/picture">
-                        <pic:nvPicPr>
-                          <pic:cNvPr id="5" name="Picture 9" descr=""/>
-                          <pic:cNvPicPr/>
-                        </pic:nvPicPr>
-                        <pic:blipFill>
-                          <a:blip r:embed="rId4"/>
-                          <a:stretch/>
-                        </pic:blipFill>
-                        <pic:spPr>
-                          <a:xfrm>
-                            <a:off x="0" y="0"/>
-                            <a:ext cx="4667400" cy="1495440"/>
-                          </a:xfrm>
-                          <a:prstGeom prst="rect">
-                            <a:avLst/>
-                          </a:prstGeom>
-                          <a:noFill/>
-                          <a:ln w="0">
-                            <a:noFill/>
-                          </a:ln>
-                        </pic:spPr>
-                      </pic:pic>
-                      <wps:wsp>
-                        <wps:cNvPr id="6" name="Text Box 10"/>
-                        <wps:cNvSpPr/>
-                        <wps:spPr>
-                          <a:xfrm>
-                            <a:off x="0" y="1553040"/>
-                            <a:ext cx="4667400" cy="266040"/>
-                          </a:xfrm>
-                          <a:prstGeom prst="rect">
-                            <a:avLst/>
-                          </a:prstGeom>
-                          <a:solidFill>
-                            <a:srgbClr val="ffffff"/>
-                          </a:solidFill>
-                          <a:ln w="0">
-                            <a:noFill/>
-                          </a:ln>
-                        </wps:spPr>
-                        <wps:style>
-                          <a:lnRef idx="0"/>
-                          <a:fillRef idx="0"/>
-                          <a:effectRef idx="0"/>
-                          <a:fontRef idx="minor"/>
-                        </wps:style>
-                        <wps:txbx>
-                          <w:txbxContent>
-                            <w:p>
-                              <w:pPr>
-                                <w:pStyle w:val="Caption"/>
-                                <w:spacing w:before="0" w:after="200"/>
-                                <w:jc w:val="center"/>
-                                <w:rPr>
-                                  <w:rFonts w:eastAsia="Times New Roman" w:cs="Times New Roman"/>
-                                  <w:sz w:val="24"/>
-                                  <w:szCs w:val="24"/>
-                                </w:rPr>
-                              </w:pPr>
-                              <w:r>
-                                <w:rPr/>
-                                <w:fldChar w:fldCharType="begin"/>
-                              </w:r>
-                              <w:r>
-                                <w:rPr/>
-                                <w:instrText xml:space="preserve"> SEQ ábra \* ARABIC </w:instrText>
-                              </w:r>
-                              <w:r>
-                                <w:rPr/>
-                                <w:fldChar w:fldCharType="separate"/>
-                              </w:r>
-                              <w:r>
-                                <w:rPr/>
-                                <w:t>2</w:t>
-                              </w:r>
-                              <w:r>
-                                <w:rPr/>
-                                <w:fldChar w:fldCharType="end"/>
-                              </w:r>
-                              <w:r>
-                                <w:rPr/>
-                                <w:t>. ábra Clean Solution</w:t>
-                              </w:r>
-                            </w:p>
-                          </w:txbxContent>
-                        </wps:txbx>
-                        <wps:bodyPr lIns="0" rIns="0" tIns="0" bIns="0" anchor="t">
-                          <a:noAutofit/>
-                        </wps:bodyPr>
-                      </wps:wsp>
-                    </wpg:wgp>
-                  </a:graphicData>
-                </a:graphic>
-              </wp:anchor>
-            </w:drawing>
-          </mc:Choice>
-          <mc:Fallback>
-            <w:pict>
-              <v:group id="shape_0" alt="Group 11" style="position:absolute;margin-left:90.9pt;margin-top:27.3pt;width:367.5pt;height:143.2pt" coordorigin="1818,546" coordsize="7350,2864">
-                <v:shape id="shape_0" ID="Picture 9" stroked="f" o:allowincell="f" style="position:absolute;left:1818;top:546;width:7349;height:2354;mso-wrap-style:none;v-text-anchor:middle" type="_x0000_t75">
-                  <v:imagedata r:id="rId5" o:detectmouseclick="t"/>
-                  <v:stroke color="#3465a4" joinstyle="round" endcap="flat"/>
-                  <w10:wrap type="topAndBottom"/>
-                </v:shape>
-                <v:rect id="shape_0" ID="Text Box 10" path="m0,0l-2147483645,0l-2147483645,-2147483646l0,-2147483646xe" fillcolor="white" stroked="f" o:allowincell="f" style="position:absolute;left:1818;top:2992;width:7349;height:418;mso-wrap-style:square;v-text-anchor:top">
-                  <v:fill o:detectmouseclick="t" type="solid" color2="black"/>
-                  <v:stroke color="#3465a4" joinstyle="round" endcap="flat"/>
-                  <v:textbox>
-                    <w:txbxContent>
-                      <w:p>
-                        <w:pPr>
-                          <w:pStyle w:val="Caption"/>
-                          <w:spacing w:before="0" w:after="200"/>
-                          <w:jc w:val="center"/>
-                          <w:rPr>
-                            <w:rFonts w:eastAsia="Times New Roman" w:cs="Times New Roman"/>
-                            <w:sz w:val="24"/>
-                            <w:szCs w:val="24"/>
-                          </w:rPr>
-                        </w:pPr>
-                        <w:r>
-                          <w:rPr/>
-                          <w:fldChar w:fldCharType="begin"/>
-                        </w:r>
-                        <w:r>
-                          <w:rPr/>
-                          <w:instrText xml:space="preserve"> SEQ ábra \* ARABIC </w:instrText>
-                        </w:r>
-                        <w:r>
-                          <w:rPr/>
-                          <w:fldChar w:fldCharType="separate"/>
-                        </w:r>
-                        <w:r>
-                          <w:rPr/>
-                          <w:t>2</w:t>
-                        </w:r>
-                        <w:r>
-                          <w:rPr/>
-                          <w:fldChar w:fldCharType="end"/>
-                        </w:r>
-                        <w:r>
-                          <w:rPr/>
-                          <w:t>. ábra Clean Solution</w:t>
-                        </w:r>
-                      </w:p>
-                    </w:txbxContent>
-                  </v:textbox>
-                  <w10:wrap type="topAndBottom"/>
-                </v:rect>
-              </v:group>
-            </w:pict>
-          </mc:Fallback>
-        </mc:AlternateContent>
-      </w:r>
-      <w:r>
-        <w:rPr>
-          <w:lang w:eastAsia="hu-HU"/>
-        </w:rPr>
-        <w:t>Ez a dokumentáció PDF formátumban</w:t>
-      </w:r>
+      <w:hyperlink r:id="rId4">
+        <w:r>
+          <w:rPr>
+            <w:rStyle w:val="Hyperlink"/>
+            <w:color w:val="auto"/>
+          </w:rPr>
+          <w:t>https://en.wikipedia.org/wiki/BMP_file_format</w:t>
+        </w:r>
+      </w:hyperlink>
     </w:p>
     <w:p>
       <w:pPr>
         <w:pStyle w:val="Normal"/>
-        <w:spacing w:before="240" w:after="160"/>
-        <w:rPr>
-          <w:lang w:eastAsia="hu-HU"/>
-        </w:rPr>
-      </w:pPr>
-      <w:r>
-        <w:rPr>
-          <w:lang w:eastAsia="hu-HU"/>
-        </w:rPr>
-      </w:r>
-      <w:r>
-        <w:br w:type="page"/>
-      </w:r>
-    </w:p>
-    <w:p>
-      <w:pPr>
-        <w:pStyle w:val="Heading1"/>
-        <w:spacing w:before="0" w:after="0"/>
-        <w:rPr/>
-      </w:pPr>
-      <w:bookmarkStart w:id="1" w:name="_Toc478243944"/>
-      <w:r>
-        <w:rPr/>
-        <w:t>Informális házi feladat leírás</w:t>
-      </w:r>
-      <w:bookmarkEnd w:id="1"/>
-    </w:p>
-    <w:p>
-      <w:pPr>
-        <w:pStyle w:val="Normal"/>
-        <w:rPr>
-          <w:color w:val="FF0000"/>
-        </w:rPr>
-      </w:pPr>
-      <w:r>
-        <w:rPr>
-          <w:color w:val="FF0000"/>
-        </w:rPr>
-        <w:t xml:space="preserve">Gyors, ingyenes, platformfüggetlen képszűrő program fejlesztése. </w:t>
-      </w:r>
-    </w:p>
-    <w:p>
-      <w:pPr>
-        <w:pStyle w:val="Heading1"/>
-        <w:rPr/>
-      </w:pPr>
-      <w:bookmarkStart w:id="2" w:name="_Toc478243945"/>
-      <w:r>
-        <w:rPr/>
-        <w:t>Formális házi feladat leírás</w:t>
-      </w:r>
-      <w:bookmarkEnd w:id="2"/>
-    </w:p>
-    <w:p>
-      <w:pPr>
-        <w:pStyle w:val="Heading2"/>
-        <w:rPr/>
-      </w:pPr>
-      <w:bookmarkStart w:id="3" w:name="_Toc478243946"/>
-      <w:r>
-        <w:rPr/>
-        <w:t>Az elkészítendő szoftver célja</w:t>
-      </w:r>
-      <w:bookmarkEnd w:id="3"/>
-    </w:p>
-    <w:p>
-      <w:pPr>
-        <w:pStyle w:val="normal1"/>
-        <w:rPr/>
-      </w:pPr>
-      <w:r>
-        <w:rPr>
-          <w:color w:val="FF0000"/>
-        </w:rPr>
-        <w:t>C++ program fejlesztése</w:t>
-      </w:r>
-      <w:r>
-        <w:rPr>
-          <w:color w:val="FF0000"/>
-        </w:rPr>
-        <w:t xml:space="preserve">, amely képes 32bites Windows Bitmap formátumú képfájl betöltésére. </w:t>
-      </w:r>
-      <w:r>
-        <w:rPr>
-          <w:color w:val="FF0000"/>
-        </w:rPr>
-        <w:t>T</w:t>
-      </w:r>
-      <w:r>
-        <w:rPr>
-          <w:color w:val="FF0000"/>
-        </w:rPr>
-        <w:t xml:space="preserve">öbb szűrő algoritmust </w:t>
-      </w:r>
-      <w:r>
-        <w:rPr>
-          <w:color w:val="FF0000"/>
-        </w:rPr>
-        <w:t>implementálása</w:t>
-      </w:r>
-      <w:r>
-        <w:rPr>
-          <w:color w:val="FF0000"/>
-        </w:rPr>
-        <w:t>, mely a bemeneti képen dolgozik, az eredményt újabb képfájlba menti.</w:t>
-      </w:r>
-    </w:p>
-    <w:p>
-      <w:pPr>
-        <w:pStyle w:val="Heading2"/>
-        <w:rPr/>
-      </w:pPr>
-      <w:bookmarkStart w:id="4" w:name="_Toc478243947"/>
-      <w:r>
-        <w:rPr/>
-        <w:t>Elvárások</w:t>
-      </w:r>
-      <w:bookmarkEnd w:id="4"/>
-    </w:p>
-    <w:p>
-      <w:pPr>
-        <w:pStyle w:val="Heading3"/>
-        <w:rPr/>
-      </w:pPr>
-      <w:bookmarkStart w:id="5" w:name="_Toc478243948"/>
-      <w:r>
-        <w:rPr/>
-        <w:t>Elvárt bemenet</w:t>
-      </w:r>
-      <w:bookmarkEnd w:id="5"/>
-    </w:p>
-    <w:p>
-      <w:pPr>
-        <w:pStyle w:val="Normal"/>
-        <w:rPr>
-          <w:color w:val="FF0000"/>
-        </w:rPr>
-      </w:pPr>
-      <w:r>
-        <w:rPr>
-          <w:color w:val="FF0000"/>
-        </w:rPr>
-        <w:t>A program</w:t>
-      </w:r>
-      <w:r>
-        <w:rPr>
-          <w:color w:val="FF0000"/>
-        </w:rPr>
-        <w:t>nak</w:t>
-      </w:r>
-      <w:r>
-        <w:rPr>
-          <w:color w:val="FF0000"/>
-        </w:rPr>
-        <w:t xml:space="preserve"> futtatási argumentumként meg </w:t>
-      </w:r>
-      <w:r>
-        <w:rPr>
-          <w:color w:val="FF0000"/>
-        </w:rPr>
-        <w:t>kell</w:t>
-      </w:r>
-      <w:r>
-        <w:rPr>
-          <w:color w:val="FF0000"/>
-        </w:rPr>
-        <w:t xml:space="preserve"> kapni</w:t>
-      </w:r>
-      <w:r>
-        <w:rPr>
-          <w:color w:val="FF0000"/>
-        </w:rPr>
-        <w:t>a</w:t>
-      </w:r>
-      <w:r>
-        <w:rPr>
-          <w:color w:val="FF0000"/>
-        </w:rPr>
-        <w:t xml:space="preserve"> egy </w:t>
-      </w:r>
-      <w:r>
-        <w:rPr>
-          <w:color w:val="FF0000"/>
-        </w:rPr>
-        <w:t xml:space="preserve">BMP fájl elérési útját, az alkalmazandó szűrők neveit és a változtatás mértékét és opcionálisan egy kimeneti fájl helyet és fájl nevet is meg lehet adni.  </w:t>
-      </w:r>
-    </w:p>
-    <w:p>
-      <w:pPr>
-        <w:pStyle w:val="Heading3"/>
-        <w:rPr/>
-      </w:pPr>
-      <w:bookmarkStart w:id="6" w:name="_Toc478243949"/>
-      <w:r>
-        <w:rPr/>
-        <w:t>Elvárt kimenet</w:t>
-      </w:r>
-      <w:bookmarkEnd w:id="6"/>
-    </w:p>
-    <w:p>
-      <w:pPr>
-        <w:pStyle w:val="Normal"/>
-        <w:rPr>
-          <w:color w:val="FF0000"/>
-        </w:rPr>
-      </w:pPr>
-      <w:r>
-        <w:rPr>
-          <w:color w:val="FF0000"/>
-        </w:rPr>
-        <w:t xml:space="preserve">Egy BMP fájl, amely az algoritmusok alapján megfelelően módosítva van. </w:t>
-      </w:r>
-    </w:p>
-    <w:p>
-      <w:pPr>
-        <w:pStyle w:val="Heading2"/>
-        <w:rPr/>
-      </w:pPr>
-      <w:bookmarkStart w:id="7" w:name="_Toc478243950"/>
-      <w:r>
-        <w:rPr/>
-        <w:t>Implementálandó funkciók</w:t>
-      </w:r>
-      <w:bookmarkEnd w:id="7"/>
-    </w:p>
-    <w:p>
-      <w:pPr>
-        <w:pStyle w:val="ListParagraph"/>
         <w:numPr>
           <w:ilvl w:val="0"/>
-          <w:numId w:val="1"/>
+          <w:numId w:val="2"/>
         </w:numPr>
+        <w:spacing w:before="0" w:after="160"/>
         <w:rPr>
-          <w:color w:val="FF0000"/>
+          <w:color w:val="auto"/>
         </w:rPr>
       </w:pPr>
-      <w:r>
-        <w:rPr>
-          <w:color w:val="FF0000"/>
-        </w:rPr>
-        <w:t>Szöveges bemenetet feldolgozó algoritmus</w:t>
-      </w:r>
-    </w:p>
-    <w:p>
-      <w:pPr>
-        <w:pStyle w:val="ListParagraph"/>
+      <w:hyperlink r:id="rId5">
+        <w:r>
+          <w:rPr>
+            <w:rStyle w:val="Hyperlink"/>
+            <w:color w:val="auto"/>
+          </w:rPr>
+          <w:t>https://paulbourke.net/dataformats/bmp/</w:t>
+        </w:r>
+      </w:hyperlink>
+    </w:p>
+    <w:p>
+      <w:pPr>
+        <w:pStyle w:val="Normal"/>
         <w:numPr>
           <w:ilvl w:val="0"/>
-          <w:numId w:val="1"/>
+          <w:numId w:val="2"/>
         </w:numPr>
+        <w:spacing w:before="0" w:after="160"/>
         <w:rPr>
-          <w:color w:val="FF0000"/>
+          <w:color w:val="auto"/>
         </w:rPr>
       </w:pPr>
-      <w:r>
-        <w:rPr>
-          <w:color w:val="FF0000"/>
-        </w:rPr>
-        <w:t>Neurális hálózat architektúra</w:t>
-      </w:r>
-    </w:p>
-    <w:p>
-      <w:pPr>
-        <w:pStyle w:val="ListParagraph"/>
+      <w:hyperlink r:id="rId6">
+        <w:r>
+          <w:rPr>
+            <w:rStyle w:val="Hyperlink"/>
+            <w:color w:val="auto"/>
+          </w:rPr>
+          <w:t>https://stackoverflow.com/questions/71812494/how-should-bmp-header-look-like</w:t>
+        </w:r>
+      </w:hyperlink>
+    </w:p>
+    <w:p>
+      <w:pPr>
+        <w:pStyle w:val="Normal"/>
         <w:numPr>
           <w:ilvl w:val="0"/>
-          <w:numId w:val="1"/>
+          <w:numId w:val="2"/>
         </w:numPr>
+        <w:spacing w:before="0" w:after="160"/>
         <w:rPr>
-          <w:color w:val="FF0000"/>
+          <w:color w:val="auto"/>
         </w:rPr>
       </w:pPr>
-      <w:r>
-        <w:rPr>
-          <w:color w:val="FF0000"/>
-        </w:rPr>
-        <w:t>Tanítást végző algoritmus</w:t>
-      </w:r>
-    </w:p>
-    <w:p>
-      <w:pPr>
-        <w:pStyle w:val="ListParagraph"/>
+      <w:hyperlink r:id="rId7">
+        <w:r>
+          <w:rPr>
+            <w:rStyle w:val="Hyperlink"/>
+            <w:color w:val="auto"/>
+          </w:rPr>
+          <w:t>https://libertybasicuniversity.com/lbnews/nl100/dim.htm</w:t>
+        </w:r>
+      </w:hyperlink>
+    </w:p>
+    <w:p>
+      <w:pPr>
+        <w:pStyle w:val="Normal"/>
         <w:numPr>
           <w:ilvl w:val="0"/>
-          <w:numId w:val="1"/>
+          <w:numId w:val="2"/>
         </w:numPr>
-        <w:rPr>
-          <w:color w:val="FF0000"/>
-        </w:rPr>
-      </w:pPr>
-      <w:r>
-        <w:rPr>
-          <w:color w:val="FF0000"/>
-        </w:rPr>
-        <w:t>Tanítást kiértékelő algoritmus</w:t>
-      </w:r>
-    </w:p>
-    <w:p>
-      <w:pPr>
-        <w:pStyle w:val="ListParagraph"/>
-        <w:numPr>
-          <w:ilvl w:val="0"/>
-          <w:numId w:val="1"/>
-        </w:numPr>
-        <w:rPr>
-          <w:color w:val="FF0000"/>
-        </w:rPr>
-      </w:pPr>
-      <w:r>
-        <w:rPr>
-          <w:color w:val="FF0000"/>
-        </w:rPr>
-        <w:t>Neurális hálózat súlyainak fájlba írása</w:t>
-      </w:r>
-    </w:p>
-    <w:p>
-      <w:pPr>
-        <w:pStyle w:val="Heading2"/>
-        <w:rPr/>
-      </w:pPr>
-      <w:bookmarkStart w:id="8" w:name="_Toc478243951"/>
-      <w:r>
-        <w:rPr/>
-        <w:t>Felhasználói interakció</w:t>
-      </w:r>
-      <w:bookmarkEnd w:id="8"/>
-    </w:p>
-    <w:p>
-      <w:pPr>
-        <w:pStyle w:val="Normal"/>
-        <w:rPr>
-          <w:color w:val="FF0000"/>
-        </w:rPr>
-      </w:pPr>
-      <w:r>
-        <w:rPr>
-          <w:color w:val="FF0000"/>
-        </w:rPr>
-        <w:t>A program a futáshoz szükséges hiperparamétereket argumentumként fogja megkapni és a futás során keletkező állapotleíró üzeneteket a standard kimenetre fogja kiírni.</w:t>
-      </w:r>
-    </w:p>
-    <w:p>
-      <w:pPr>
-        <w:pStyle w:val="Heading2"/>
-        <w:rPr/>
-      </w:pPr>
-      <w:bookmarkStart w:id="9" w:name="_Toc478243952"/>
-      <w:r>
-        <w:rPr/>
-        <w:t>Fejlesztéshez használt technológiák</w:t>
-      </w:r>
-      <w:bookmarkEnd w:id="9"/>
-    </w:p>
-    <w:p>
-      <w:pPr>
-        <w:pStyle w:val="Normal"/>
-        <w:rPr/>
-      </w:pPr>
-      <w:r>
-        <w:rPr>
-          <w:color w:val="FF0000"/>
-        </w:rPr>
-        <w:t>A programomat C++</w:t>
-      </w:r>
-      <w:r>
-        <w:rPr>
-          <w:color w:val="FF0000"/>
-        </w:rPr>
-        <w:t>20</w:t>
-      </w:r>
-      <w:r>
-        <w:rPr>
-          <w:color w:val="FF0000"/>
-        </w:rPr>
-        <w:t xml:space="preserve"> nyelven írom meg, mivel a kevés bináris overhead miatt várhatóan gyorsan fog lefutni a kódom. Integrált fejlesztőkörnyezetként Microsoft Visual Studio </w:t>
-      </w:r>
-      <w:r>
-        <w:rPr>
-          <w:color w:val="FF0000"/>
-        </w:rPr>
-        <w:t>Code-</w:t>
-      </w:r>
-      <w:r>
-        <w:rPr>
-          <w:color w:val="FF0000"/>
-        </w:rPr>
-        <w:t>t fogok használni, emellett az új GitHub integráció segítségével GPLv2 licensszel publikálok.</w:t>
-      </w:r>
-    </w:p>
-    <w:p>
-      <w:pPr>
-        <w:pStyle w:val="Heading2"/>
-        <w:rPr/>
-      </w:pPr>
-      <w:bookmarkStart w:id="10" w:name="_Toc478243953"/>
-      <w:r>
-        <w:rPr/>
-        <w:t>Egyéb követelmények</w:t>
-      </w:r>
-      <w:bookmarkEnd w:id="10"/>
-    </w:p>
-    <w:p>
-      <w:pPr>
-        <w:pStyle w:val="Heading3"/>
-        <w:rPr/>
-      </w:pPr>
-      <w:bookmarkStart w:id="11" w:name="_Toc478243954"/>
-      <w:r>
-        <w:rPr/>
-        <w:t>Futtató környezet követelményei</w:t>
-      </w:r>
-      <w:bookmarkEnd w:id="11"/>
-    </w:p>
-    <w:p>
-      <w:pPr>
-        <w:pStyle w:val="Normal"/>
-        <w:rPr>
-          <w:color w:val="FF0000"/>
-        </w:rPr>
-      </w:pPr>
-      <w:r>
-        <w:rPr>
-          <w:color w:val="FF0000"/>
-        </w:rPr>
-        <w:t>A programomat Windows környezetre fogom lefuttatni Visual Studio 2017-ben, így a futtatható binárist azon is fogom tudni lefuttatni. Azonban igyekszem csak cross-platform nyelvi elemeket felhasználni a kód írása során, így Linux platformra való fordítás után akár azon is futtatható lesz.</w:t>
-      </w:r>
-    </w:p>
-    <w:p>
-      <w:pPr>
-        <w:pStyle w:val="Heading3"/>
-        <w:rPr/>
-      </w:pPr>
-      <w:bookmarkStart w:id="12" w:name="_Toc478243955"/>
-      <w:r>
-        <w:rPr/>
-        <w:t>Célközönség</w:t>
-      </w:r>
-      <w:bookmarkEnd w:id="12"/>
-    </w:p>
-    <w:p>
-      <w:pPr>
-        <w:pStyle w:val="Normal"/>
-        <w:rPr>
-          <w:color w:val="FF0000"/>
-        </w:rPr>
-      </w:pPr>
-      <w:r>
-        <w:rPr>
-          <w:color w:val="FF0000"/>
-        </w:rPr>
-        <w:t>A programom a magyar természetes nyelvfelismeréssel (NLP – Natural Language Processing) foglalkozó kutatók számára készül.</w:t>
-      </w:r>
-    </w:p>
-    <w:p>
-      <w:pPr>
-        <w:pStyle w:val="Heading3"/>
-        <w:rPr/>
-      </w:pPr>
-      <w:bookmarkStart w:id="13" w:name="_Toc478243956"/>
-      <w:r>
-        <w:rPr/>
-        <w:t>Hivatkozások</w:t>
-      </w:r>
-      <w:bookmarkEnd w:id="13"/>
-    </w:p>
-    <w:p>
-      <w:pPr>
-        <w:pStyle w:val="Normal"/>
         <w:spacing w:before="0" w:after="160"/>
         <w:rPr>
-          <w:color w:val="FF0000"/>
+          <w:color w:val="auto"/>
         </w:rPr>
       </w:pPr>
-      <w:r>
-        <w:rPr>
-          <w:color w:val="FF0000"/>
-        </w:rPr>
-        <w:t>Google, StackOverflow, stb. linkek.</w:t>
-      </w:r>
-      <w:bookmarkStart w:id="14" w:name="_GoBack"/>
-      <w:bookmarkEnd w:id="14"/>
+      <w:hyperlink r:id="rId8">
+        <w:r>
+          <w:rPr>
+            <w:rStyle w:val="Hyperlink"/>
+            <w:color w:val="auto"/>
+          </w:rPr>
+          <w:t>https://stackoverflow.com/questions/41653296/bitmap-file-image-data-offset-producing-different-image?utm</w:t>
+        </w:r>
+      </w:hyperlink>
     </w:p>
     <w:sectPr>
-      <w:headerReference w:type="even" r:id="rId6"/>
-      <w:headerReference w:type="default" r:id="rId7"/>
-      <w:headerReference w:type="first" r:id="rId8"/>
-      <w:footerReference w:type="even" r:id="rId9"/>
-      <w:footerReference w:type="default" r:id="rId10"/>
-      <w:footerReference w:type="first" r:id="rId11"/>
+      <w:headerReference w:type="even" r:id="rId9"/>
+      <w:headerReference w:type="default" r:id="rId10"/>
+      <w:headerReference w:type="first" r:id="rId11"/>
+      <w:footerReference w:type="even" r:id="rId12"/>
+      <w:footerReference w:type="default" r:id="rId13"/>
+      <w:footerReference w:type="first" r:id="rId14"/>
       <w:type w:val="nextPage"/>
       <w:pgSz w:w="11906" w:h="16838"/>
       <w:pgMar w:left="567" w:right="567" w:gutter="0" w:header="709" w:top="1440" w:footer="709" w:bottom="1440"/>
@@ -2234,7 +1277,7 @@
         <w:bCs/>
         <w:color w:val="8C2532"/>
       </w:rPr>
-      <w:instrText xml:space="preserve"> PAGE \* ARABIC </w:instrText>
+      <w:instrText xml:space="preserve"> PAGE </w:instrText>
     </w:r>
     <w:r>
       <w:rPr>
@@ -2250,7 +1293,7 @@
         <w:bCs/>
         <w:color w:val="8C2532"/>
       </w:rPr>
-      <w:t>5</w:t>
+      <w:t>4</w:t>
     </w:r>
     <w:r>
       <w:rPr>
@@ -2281,7 +1324,7 @@
         <w:bCs/>
         <w:color w:val="8C2532"/>
       </w:rPr>
-      <w:instrText xml:space="preserve"> NUMPAGES \* ARABIC </w:instrText>
+      <w:instrText xml:space="preserve"> NUMPAGES </w:instrText>
     </w:r>
     <w:r>
       <w:rPr>
@@ -2297,7 +1340,7 @@
         <w:bCs/>
         <w:color w:val="8C2532"/>
       </w:rPr>
-      <w:t>5</w:t>
+      <w:t>4</w:t>
     </w:r>
     <w:r>
       <w:rPr>
@@ -2351,7 +1394,7 @@
         <w:bCs/>
         <w:color w:val="8C2532"/>
       </w:rPr>
-      <w:instrText xml:space="preserve"> PAGE \* ARABIC </w:instrText>
+      <w:instrText xml:space="preserve"> PAGE </w:instrText>
     </w:r>
     <w:r>
       <w:rPr>
@@ -2367,7 +1410,7 @@
         <w:bCs/>
         <w:color w:val="8C2532"/>
       </w:rPr>
-      <w:t>5</w:t>
+      <w:t>4</w:t>
     </w:r>
     <w:r>
       <w:rPr>
@@ -2398,7 +1441,7 @@
         <w:bCs/>
         <w:color w:val="8C2532"/>
       </w:rPr>
-      <w:instrText xml:space="preserve"> NUMPAGES \* ARABIC </w:instrText>
+      <w:instrText xml:space="preserve"> NUMPAGES </w:instrText>
     </w:r>
     <w:r>
       <w:rPr>
@@ -2414,7 +1457,7 @@
         <w:bCs/>
         <w:color w:val="8C2532"/>
       </w:rPr>
-      <w:t>5</w:t>
+      <w:t>4</w:t>
     </w:r>
     <w:r>
       <w:rPr>
@@ -2460,7 +1503,7 @@
     <w:r>
       <w:rPr/>
       <w:drawing>
-        <wp:anchor behindDoc="1" distT="0" distB="0" distL="114300" distR="114300" simplePos="0" locked="0" layoutInCell="0" allowOverlap="1" relativeHeight="6">
+        <wp:anchor behindDoc="1" distT="0" distB="0" distL="114300" distR="114300" simplePos="0" locked="0" layoutInCell="0" allowOverlap="1" relativeHeight="5">
           <wp:simplePos x="0" y="0"/>
           <wp:positionH relativeFrom="margin">
             <wp:align>center</wp:align>
@@ -2471,7 +1514,7 @@
           <wp:extent cx="1721485" cy="495300"/>
           <wp:effectExtent l="0" t="0" r="0" b="0"/>
           <wp:wrapSquare wrapText="bothSides"/>
-          <wp:docPr id="7" name="Picture 1" descr=""/>
+          <wp:docPr id="1" name="Picture 1" descr=""/>
           <wp:cNvGraphicFramePr>
             <a:graphicFrameLocks xmlns:a="http://schemas.openxmlformats.org/drawingml/2006/main" noChangeAspect="1"/>
           </wp:cNvGraphicFramePr>
@@ -2479,7 +1522,7 @@
             <a:graphicData uri="http://schemas.openxmlformats.org/drawingml/2006/picture">
               <pic:pic xmlns:pic="http://schemas.openxmlformats.org/drawingml/2006/picture">
                 <pic:nvPicPr>
-                  <pic:cNvPr id="7" name="Picture 1" descr=""/>
+                  <pic:cNvPr id="1" name="Picture 1" descr=""/>
                   <pic:cNvPicPr>
                     <a:picLocks noChangeAspect="1" noChangeArrowheads="1"/>
                   </pic:cNvPicPr>
@@ -2520,7 +1563,7 @@
     <w:r>
       <w:rPr/>
       <w:drawing>
-        <wp:anchor behindDoc="1" distT="0" distB="0" distL="114300" distR="114300" simplePos="0" locked="0" layoutInCell="0" allowOverlap="1" relativeHeight="6">
+        <wp:anchor behindDoc="1" distT="0" distB="0" distL="114300" distR="114300" simplePos="0" locked="0" layoutInCell="0" allowOverlap="1" relativeHeight="5">
           <wp:simplePos x="0" y="0"/>
           <wp:positionH relativeFrom="margin">
             <wp:align>center</wp:align>
@@ -2531,7 +1574,7 @@
           <wp:extent cx="1721485" cy="495300"/>
           <wp:effectExtent l="0" t="0" r="0" b="0"/>
           <wp:wrapSquare wrapText="bothSides"/>
-          <wp:docPr id="8" name="Picture 1" descr=""/>
+          <wp:docPr id="2" name="Picture 1" descr=""/>
           <wp:cNvGraphicFramePr>
             <a:graphicFrameLocks xmlns:a="http://schemas.openxmlformats.org/drawingml/2006/main" noChangeAspect="1"/>
           </wp:cNvGraphicFramePr>
@@ -2539,7 +1582,7 @@
             <a:graphicData uri="http://schemas.openxmlformats.org/drawingml/2006/picture">
               <pic:pic xmlns:pic="http://schemas.openxmlformats.org/drawingml/2006/picture">
                 <pic:nvPicPr>
-                  <pic:cNvPr id="8" name="Picture 1" descr=""/>
+                  <pic:cNvPr id="2" name="Picture 1" descr=""/>
                   <pic:cNvPicPr>
                     <a:picLocks noChangeAspect="1" noChangeArrowheads="1"/>
                   </pic:cNvPicPr>
@@ -2717,7 +1760,7 @@
       <w:lvlJc w:val="left"/>
       <w:pPr>
         <w:tabs>
-          <w:tab w:val="num" w:pos="0"/>
+          <w:tab w:val="num" w:pos="720"/>
         </w:tabs>
         <w:ind w:left="720" w:hanging="360"/>
       </w:pPr>
@@ -2728,31 +1771,31 @@
     <w:lvl w:ilvl="1">
       <w:start w:val="1"/>
       <w:numFmt w:val="bullet"/>
-      <w:lvlText w:val="o"/>
+      <w:lvlText w:val=""/>
       <w:lvlJc w:val="left"/>
       <w:pPr>
         <w:tabs>
-          <w:tab w:val="num" w:pos="0"/>
+          <w:tab w:val="num" w:pos="1080"/>
         </w:tabs>
-        <w:ind w:left="1440" w:hanging="360"/>
-      </w:pPr>
-      <w:rPr>
-        <w:rFonts w:ascii="Courier New" w:hAnsi="Courier New" w:cs="Courier New" w:hint="default"/>
+        <w:ind w:left="1080" w:hanging="360"/>
+      </w:pPr>
+      <w:rPr>
+        <w:rFonts w:ascii="Symbol" w:hAnsi="Symbol" w:cs="Symbol" w:hint="default"/>
       </w:rPr>
     </w:lvl>
     <w:lvl w:ilvl="2">
       <w:start w:val="1"/>
       <w:numFmt w:val="bullet"/>
-      <w:lvlText w:val=""/>
+      <w:lvlText w:val=""/>
       <w:lvlJc w:val="left"/>
       <w:pPr>
         <w:tabs>
-          <w:tab w:val="num" w:pos="0"/>
+          <w:tab w:val="num" w:pos="1440"/>
         </w:tabs>
-        <w:ind w:left="2160" w:hanging="360"/>
-      </w:pPr>
-      <w:rPr>
-        <w:rFonts w:ascii="Wingdings" w:hAnsi="Wingdings" w:cs="Wingdings" w:hint="default"/>
+        <w:ind w:left="1440" w:hanging="360"/>
+      </w:pPr>
+      <w:rPr>
+        <w:rFonts w:ascii="Symbol" w:hAnsi="Symbol" w:cs="Symbol" w:hint="default"/>
       </w:rPr>
     </w:lvl>
     <w:lvl w:ilvl="3">
@@ -2762,9 +1805,9 @@
       <w:lvlJc w:val="left"/>
       <w:pPr>
         <w:tabs>
-          <w:tab w:val="num" w:pos="0"/>
+          <w:tab w:val="num" w:pos="1800"/>
         </w:tabs>
-        <w:ind w:left="2880" w:hanging="360"/>
+        <w:ind w:left="1800" w:hanging="360"/>
       </w:pPr>
       <w:rPr>
         <w:rFonts w:ascii="Symbol" w:hAnsi="Symbol" w:cs="Symbol" w:hint="default"/>
@@ -2773,31 +1816,31 @@
     <w:lvl w:ilvl="4">
       <w:start w:val="1"/>
       <w:numFmt w:val="bullet"/>
-      <w:lvlText w:val="o"/>
+      <w:lvlText w:val=""/>
       <w:lvlJc w:val="left"/>
       <w:pPr>
         <w:tabs>
-          <w:tab w:val="num" w:pos="0"/>
+          <w:tab w:val="num" w:pos="2160"/>
         </w:tabs>
-        <w:ind w:left="3600" w:hanging="360"/>
-      </w:pPr>
-      <w:rPr>
-        <w:rFonts w:ascii="Courier New" w:hAnsi="Courier New" w:cs="Courier New" w:hint="default"/>
+        <w:ind w:left="2160" w:hanging="360"/>
+      </w:pPr>
+      <w:rPr>
+        <w:rFonts w:ascii="Symbol" w:hAnsi="Symbol" w:cs="Symbol" w:hint="default"/>
       </w:rPr>
     </w:lvl>
     <w:lvl w:ilvl="5">
       <w:start w:val="1"/>
       <w:numFmt w:val="bullet"/>
-      <w:lvlText w:val=""/>
+      <w:lvlText w:val=""/>
       <w:lvlJc w:val="left"/>
       <w:pPr>
         <w:tabs>
-          <w:tab w:val="num" w:pos="0"/>
+          <w:tab w:val="num" w:pos="2520"/>
         </w:tabs>
-        <w:ind w:left="4320" w:hanging="360"/>
-      </w:pPr>
-      <w:rPr>
-        <w:rFonts w:ascii="Wingdings" w:hAnsi="Wingdings" w:cs="Wingdings" w:hint="default"/>
+        <w:ind w:left="2520" w:hanging="360"/>
+      </w:pPr>
+      <w:rPr>
+        <w:rFonts w:ascii="Symbol" w:hAnsi="Symbol" w:cs="Symbol" w:hint="default"/>
       </w:rPr>
     </w:lvl>
     <w:lvl w:ilvl="6">
@@ -2807,9 +1850,9 @@
       <w:lvlJc w:val="left"/>
       <w:pPr>
         <w:tabs>
-          <w:tab w:val="num" w:pos="0"/>
+          <w:tab w:val="num" w:pos="2880"/>
         </w:tabs>
-        <w:ind w:left="5040" w:hanging="360"/>
+        <w:ind w:left="2880" w:hanging="360"/>
       </w:pPr>
       <w:rPr>
         <w:rFonts w:ascii="Symbol" w:hAnsi="Symbol" w:cs="Symbol" w:hint="default"/>
@@ -2818,31 +1861,31 @@
     <w:lvl w:ilvl="7">
       <w:start w:val="1"/>
       <w:numFmt w:val="bullet"/>
-      <w:lvlText w:val="o"/>
+      <w:lvlText w:val=""/>
       <w:lvlJc w:val="left"/>
       <w:pPr>
         <w:tabs>
-          <w:tab w:val="num" w:pos="0"/>
+          <w:tab w:val="num" w:pos="3240"/>
         </w:tabs>
-        <w:ind w:left="5760" w:hanging="360"/>
-      </w:pPr>
-      <w:rPr>
-        <w:rFonts w:ascii="Courier New" w:hAnsi="Courier New" w:cs="Courier New" w:hint="default"/>
+        <w:ind w:left="3240" w:hanging="360"/>
+      </w:pPr>
+      <w:rPr>
+        <w:rFonts w:ascii="Symbol" w:hAnsi="Symbol" w:cs="Symbol" w:hint="default"/>
       </w:rPr>
     </w:lvl>
     <w:lvl w:ilvl="8">
       <w:start w:val="1"/>
       <w:numFmt w:val="bullet"/>
-      <w:lvlText w:val=""/>
+      <w:lvlText w:val=""/>
       <w:lvlJc w:val="left"/>
       <w:pPr>
         <w:tabs>
-          <w:tab w:val="num" w:pos="0"/>
+          <w:tab w:val="num" w:pos="3600"/>
         </w:tabs>
-        <w:ind w:left="6480" w:hanging="360"/>
-      </w:pPr>
-      <w:rPr>
-        <w:rFonts w:ascii="Wingdings" w:hAnsi="Wingdings" w:cs="Wingdings" w:hint="default"/>
+        <w:ind w:left="3600" w:hanging="360"/>
+      </w:pPr>
+      <w:rPr>
+        <w:rFonts w:ascii="Symbol" w:hAnsi="Symbol" w:cs="Symbol" w:hint="default"/>
       </w:rPr>
     </w:lvl>
   </w:abstractNum>
@@ -3375,6 +2418,7 @@
     <w:rsid w:val="005f2c54"/>
     <w:pPr>
       <w:widowControl/>
+      <w:suppressAutoHyphens w:val="true"/>
       <w:bidi w:val="0"/>
       <w:spacing w:lineRule="auto" w:line="259" w:before="0" w:after="160"/>
       <w:jc w:val="both"/>
@@ -3672,12 +2716,18 @@
   </w:style>
   <w:style w:type="character" w:styleId="EndnoteCharacters">
     <w:name w:val="Endnote Characters"/>
-    <w:basedOn w:val="DefaultParagraphFont"/>
     <w:uiPriority w:val="99"/>
     <w:semiHidden/>
     <w:unhideWhenUsed/>
     <w:qFormat/>
     <w:rsid w:val="00453380"/>
+    <w:rPr>
+      <w:vertAlign w:val="superscript"/>
+    </w:rPr>
+  </w:style>
+  <w:style w:type="character" w:styleId="EndnoteCharactersuser">
+    <w:name w:val="Endnote Characters (user)"/>
+    <w:qFormat/>
     <w:rPr>
       <w:vertAlign w:val="superscript"/>
     </w:rPr>
@@ -3703,12 +2753,18 @@
   </w:style>
   <w:style w:type="character" w:styleId="FootnoteCharacters">
     <w:name w:val="Footnote Characters"/>
-    <w:basedOn w:val="DefaultParagraphFont"/>
     <w:uiPriority w:val="99"/>
     <w:semiHidden/>
     <w:unhideWhenUsed/>
     <w:qFormat/>
     <w:rsid w:val="00231496"/>
+    <w:rPr>
+      <w:vertAlign w:val="superscript"/>
+    </w:rPr>
+  </w:style>
+  <w:style w:type="character" w:styleId="FootnoteCharactersuser">
+    <w:name w:val="Footnote Characters (user)"/>
+    <w:qFormat/>
     <w:rPr>
       <w:vertAlign w:val="superscript"/>
     </w:rPr>
@@ -3723,6 +2779,20 @@
     <w:name w:val="Index Link"/>
     <w:qFormat/>
     <w:rPr/>
+  </w:style>
+  <w:style w:type="character" w:styleId="Bulletsuser">
+    <w:name w:val="Bullets (user)"/>
+    <w:qFormat/>
+    <w:rPr>
+      <w:rFonts w:ascii="OpenSymbol" w:hAnsi="OpenSymbol" w:eastAsia="OpenSymbol" w:cs="OpenSymbol"/>
+    </w:rPr>
+  </w:style>
+  <w:style w:type="character" w:styleId="FollowedHyperlink">
+    <w:name w:val="FollowedHyperlink"/>
+    <w:rPr>
+      <w:color w:val="800000"/>
+      <w:u w:val="single"/>
+    </w:rPr>
   </w:style>
   <w:style w:type="paragraph" w:styleId="Heading">
     <w:name w:val="Heading"/>
@@ -4017,6 +3087,29 @@
       <w:sz w:val="22"/>
       <w:szCs w:val="22"/>
       <w:lang w:val="hu-HU" w:eastAsia="zh-CN" w:bidi="hi-IN"/>
+    </w:rPr>
+  </w:style>
+  <w:style w:type="paragraph" w:styleId="FrameContentsuser">
+    <w:name w:val="Frame Contents (user)"/>
+    <w:basedOn w:val="Normal"/>
+    <w:qFormat/>
+    <w:pPr/>
+    <w:rPr/>
+  </w:style>
+  <w:style w:type="paragraph" w:styleId="DefaultParagraphstyle">
+    <w:name w:val="Default Paragraph style"/>
+    <w:basedOn w:val="ListParagraph"/>
+    <w:qFormat/>
+    <w:pPr>
+      <w:numPr>
+        <w:ilvl w:val="0"/>
+        <w:numId w:val="1"/>
+      </w:numPr>
+    </w:pPr>
+    <w:rPr>
+      <w:color w:val="auto"/>
+      <w:sz w:val="22"/>
+      <w:szCs w:val="22"/>
     </w:rPr>
   </w:style>
   <w:style w:type="numbering" w:styleId="NoList" w:default="1">
@@ -4892,35 +3985,4 @@
     </a:fmtScheme>
   </a:themeElements>
 </a:theme>
-</file>
-
-<file path=customXml/item1.xml><?xml version="1.0" encoding="utf-8"?>
-<b:Sources xmlns:b="http://schemas.openxmlformats.org/officeDocument/2006/bibliography" xmlns="http://schemas.openxmlformats.org/officeDocument/2006/bibliography" SelectedStyle="\APASixthEditionOfficeOnline.xsl" StyleName="APA" Version="6"/>
-</file>
-
-<file path=customXml/item2.xml><?xml version="1.0" encoding="utf-8"?>
-<CoverPageProperties xmlns="http://schemas.microsoft.com/office/2006/coverPageProps">
-  <PublishDate>1899. 12. 30.</PublishDate>
-  <Abstract>Véglegesített házi feladat specifikáció</Abstract>
-  <CompanyAddress/>
-  <CompanyPhone/>
-  <CompanyFax/>
-  <CompanyEmail/>
-</CoverPageProperties>
-</file>
-
-<file path=customXml/itemProps1.xml><?xml version="1.0" encoding="utf-8"?>
-<ds:datastoreItem xmlns:ds="http://schemas.openxmlformats.org/officeDocument/2006/customXml" ds:itemID="{F46CB679-F363-4D5E-83BA-493820A7ADCD}">
-  <ds:schemaRefs>
-    <ds:schemaRef ds:uri="http://schemas.openxmlformats.org/officeDocument/2006/bibliography"/>
-  </ds:schemaRefs>
-</ds:datastoreItem>
-</file>
-
-<file path=customXml/itemProps2.xml><?xml version="1.0" encoding="utf-8"?>
-<ds:datastoreItem xmlns:ds="http://schemas.openxmlformats.org/officeDocument/2006/customXml" ds:itemID="{55AF091B-3C7A-41E3-B477-F2FDAA23CFDA}">
-  <ds:schemaRefs>
-    <ds:schemaRef ds:uri="http://schemas.microsoft.com/office/2006/coverPageProps"/>
-  </ds:schemaRefs>
-</ds:datastoreItem>
 </file>
--- a/doc/specification.docx
+++ b/doc/specification.docx
@@ -12,6 +12,13 @@
           <w:sz w:val="96"/>
         </w:rPr>
       </w:pPr>
+      <w:r>
+        <w:rPr>
+          <w:spacing w:val="-60"/>
+          <w:sz w:val="96"/>
+        </w:rPr>
+        <w:tab/>
+      </w:r>
       <w:sdt>
         <w:sdtPr>
           <w:placeholder>
@@ -123,6 +130,15 @@
         </w:rPr>
         <w:t xml:space="preserve">Készítette: </w:t>
       </w:r>
+      <w:r>
+        <w:rPr>
+          <w:rStyle w:val="IntenseReference"/>
+          <w:b w:val="false"/>
+          <w:smallCaps/>
+          <w:sz w:val="28"/>
+        </w:rPr>
+        <w:t>Csirke Dániel</w:t>
+      </w:r>
       <w:sdt>
         <w:sdtPr>
           <w:placeholder>
@@ -148,7 +164,6 @@
               <w:smallCaps/>
               <w:sz w:val="28"/>
             </w:rPr>
-            <w:t>Csirke Dániel, HP0GWM</w:t>
           </w:r>
         </w:sdtContent>
       </w:sdt>
@@ -196,7 +211,7 @@
           <w:dataBinding w:prefixMappings="xmlns:ns0='http://schemas.microsoft.com/office/2006/coverPageProps' " w:xpath="/ns0:CoverPageProperties[1]/ns0:PublishDate[1]" w:storeItemID="{55AF091B-3C7A-41E3-B477-F2FDAA23CFDA}"/>
           <w:alias w:val="Publish Date"/>
           <w:id w:val="506412476"/>
-          <w:date w:fullDate="2025-05-09T00:00:00Z">
+          <w:date w:fullDate="2025-05-16T00:00:00Z">
             <w:dateFormat w:val="yyyy. MM. dd."/>
             <w:lid w:val="hu-HU"/>
           </w:date>
@@ -207,7 +222,10 @@
           </w:r>
           <w:r>
             <w:rPr/>
-            <w:t>2025. 05. 09.</w:t>
+            <w:t>2025. 05. 16.</w:t>
+          </w:r>
+          <w:r>
+            <w:rPr/>
           </w:r>
         </w:sdtContent>
       </w:sdt>
@@ -436,6 +454,72 @@
         </w:p>
         <w:p>
           <w:pPr>
+            <w:pStyle w:val="TOC3"/>
+            <w:tabs>
+              <w:tab w:val="clear" w:pos="708"/>
+              <w:tab w:val="right" w:pos="10771" w:leader="dot"/>
+            </w:tabs>
+            <w:rPr/>
+          </w:pPr>
+          <w:hyperlink w:anchor="__RefHeading___Toc314_638785082">
+            <w:r>
+              <w:rPr>
+                <w:webHidden/>
+                <w:rStyle w:val="IndexLink"/>
+                <w:vanish w:val="false"/>
+              </w:rPr>
+              <w:t>Elvárt bemenet</w:t>
+              <w:tab/>
+              <w:t>4</w:t>
+            </w:r>
+          </w:hyperlink>
+        </w:p>
+        <w:p>
+          <w:pPr>
+            <w:pStyle w:val="TOC3"/>
+            <w:tabs>
+              <w:tab w:val="clear" w:pos="708"/>
+              <w:tab w:val="right" w:pos="10771" w:leader="dot"/>
+            </w:tabs>
+            <w:rPr/>
+          </w:pPr>
+          <w:hyperlink w:anchor="__RefHeading___Toc316_638785082">
+            <w:r>
+              <w:rPr>
+                <w:webHidden/>
+                <w:rStyle w:val="IndexLink"/>
+                <w:vanish w:val="false"/>
+              </w:rPr>
+              <w:t>Előállított kiemenet:</w:t>
+              <w:tab/>
+              <w:t>4</w:t>
+            </w:r>
+          </w:hyperlink>
+        </w:p>
+        <w:p>
+          <w:pPr>
+            <w:pStyle w:val="TOC2"/>
+            <w:tabs>
+              <w:tab w:val="clear" w:pos="708"/>
+              <w:tab w:val="right" w:pos="10771" w:leader="dot"/>
+            </w:tabs>
+            <w:rPr/>
+          </w:pPr>
+          <w:hyperlink w:anchor="__RefHeading___Toc663_638785082">
+            <w:r>
+              <w:rPr>
+                <w:webHidden/>
+                <w:rStyle w:val="IndexLink"/>
+                <w:vanish w:val="false"/>
+              </w:rPr>
+              <w:t>Megvalósítandó osztályok</w:t>
+              <w:tab/>
+              <w:t>4</w:t>
+            </w:r>
+          </w:hyperlink>
+        </w:p>
+        <w:p>
+          <w:pPr>
             <w:pStyle w:val="TOC2"/>
             <w:tabs>
               <w:tab w:val="clear" w:pos="708"/>
@@ -474,7 +558,7 @@
               </w:rPr>
               <w:t>Egyéb követelmények</w:t>
               <w:tab/>
-              <w:t>4</w:t>
+              <w:t>5</w:t>
             </w:r>
           </w:hyperlink>
         </w:p>
@@ -496,7 +580,7 @@
               </w:rPr>
               <w:t>Futtató környezet követelményei</w:t>
               <w:tab/>
-              <w:t>4</w:t>
+              <w:t>5</w:t>
             </w:r>
           </w:hyperlink>
         </w:p>
@@ -518,7 +602,7 @@
               </w:rPr>
               <w:t>Célközönség</w:t>
               <w:tab/>
-              <w:t>4</w:t>
+              <w:t>5</w:t>
             </w:r>
           </w:hyperlink>
         </w:p>
@@ -540,7 +624,7 @@
               </w:rPr>
               <w:t>Hivatkozások</w:t>
               <w:tab/>
-              <w:t>4</w:t>
+              <w:t>5</w:t>
             </w:r>
           </w:hyperlink>
           <w:r>
@@ -637,7 +721,7 @@
         <w:rPr>
           <w:color w:val="auto"/>
         </w:rPr>
-        <w:t>C++ program fejlesztése, amely képes 32bites Windows Bitmap formátumú képfájl betöltésére. Több szűrő algoritmust implementálása, mely a bemeneti képen dolgozik, az eredményt újabb képfájlba menti.</w:t>
+        <w:t xml:space="preserve">Egy hatékony, moduláris, C++ nyelven írt képszűrő program, amely képes 32 bites Windows BMP képfájlokat betölteni, feldolgozni különféle szűrőalgoritmusokkal, és az eredményt fájlba menti. A feldolgozás szöveges parancsfájl alapján történik, szűrőláncolatként. </w:t>
       </w:r>
     </w:p>
     <w:p>
@@ -755,7 +839,7 @@
       </w:pPr>
       <w:r>
         <w:rPr/>
-        <w:t xml:space="preserve">Képszűrők sorrendben történő alkalmazása (szűrőlánc készítése) </w:t>
+        <w:t>Szűrőlánc kezelése (FilterPipeline)</w:t>
       </w:r>
     </w:p>
     <w:p>
@@ -769,7 +853,7 @@
       </w:pPr>
       <w:r>
         <w:rPr/>
-        <w:t>A következő képszűrő algoritmusok implementálása:</w:t>
+        <w:t>A következő szűrők támogatása:</w:t>
       </w:r>
     </w:p>
     <w:p>
@@ -811,7 +895,7 @@
       </w:pPr>
       <w:r>
         <w:rPr/>
-        <w:t>Gaussian életlenítés</w:t>
+        <w:t>Gauss életlenítés</w:t>
       </w:r>
     </w:p>
     <w:p>
@@ -825,7 +909,7 @@
       </w:pPr>
       <w:r>
         <w:rPr/>
-        <w:t>Éldetektálás</w:t>
+        <w:t>Box (lineáris) életlenítés</w:t>
       </w:r>
     </w:p>
     <w:p>
@@ -853,21 +937,7 @@
       </w:pPr>
       <w:r>
         <w:rPr/>
-        <w:t xml:space="preserve">RGB csatornánékénti eltolás </w:t>
-      </w:r>
-    </w:p>
-    <w:p>
-      <w:pPr>
-        <w:pStyle w:val="DefaultParagraphstyle"/>
-        <w:numPr>
-          <w:ilvl w:val="1"/>
-          <w:numId w:val="1"/>
-        </w:numPr>
-        <w:rPr/>
-      </w:pPr>
-      <w:r>
-        <w:rPr/>
-        <w:t>Gamma korrekcició</w:t>
+        <w:t>RGB csatornánkénti eltolás</w:t>
       </w:r>
     </w:p>
     <w:p>
@@ -877,11 +947,12 @@
           <w:ilvl w:val="0"/>
           <w:numId w:val="1"/>
         </w:numPr>
-        <w:rPr/>
-      </w:pPr>
-      <w:r>
-        <w:rPr/>
-        <w:t>Saját kivételkezelő osztályok implementálása a hibatípusok elkerülésére</w:t>
+        <w:ind w:hanging="0" w:left="720"/>
+        <w:rPr/>
+      </w:pPr>
+      <w:r>
+        <w:rPr/>
+        <w:t>Parancsfájlban megadott szűrési feltételek feldolgozása (BatchProcessor)</w:t>
       </w:r>
     </w:p>
     <w:p>
@@ -891,25 +962,12 @@
           <w:ilvl w:val="0"/>
           <w:numId w:val="1"/>
         </w:numPr>
-        <w:rPr/>
-      </w:pPr>
-      <w:r>
-        <w:rPr/>
-        <w:t xml:space="preserve">Hibák korrekt feldolgozása és újrapróbálás lehetősége (pl. hibás fájlnév esetén) </w:t>
-      </w:r>
-    </w:p>
-    <w:p>
-      <w:pPr>
-        <w:pStyle w:val="DefaultParagraphstyle"/>
-        <w:numPr>
-          <w:ilvl w:val="0"/>
-          <w:numId w:val="1"/>
-        </w:numPr>
-        <w:rPr/>
-      </w:pPr>
-      <w:r>
-        <w:rPr/>
-        <w:t>Segítség szöveg kiírása a felhasználónak</w:t>
+        <w:ind w:hanging="0" w:left="720"/>
+        <w:rPr/>
+      </w:pPr>
+      <w:r>
+        <w:rPr/>
+        <w:t xml:space="preserve">Hibatűrés megvalósítása hibás fájl esetén. </w:t>
       </w:r>
     </w:p>
     <w:p>
@@ -929,6 +987,7 @@
     <w:p>
       <w:pPr>
         <w:pStyle w:val="Normal"/>
+        <w:spacing w:before="0" w:after="0"/>
         <w:rPr>
           <w:color w:val="auto"/>
         </w:rPr>
@@ -937,7 +996,189 @@
         <w:rPr>
           <w:color w:val="auto"/>
         </w:rPr>
-        <w:t xml:space="preserve">A program a futáshoz szükséges hiperparamétereket argumentumként fogja megkapni és a futás során keletkező állapotleíró üzeneteket a standard kimenetre fogja kiírni. Hibás paraméter vagy fájlnév esetén a program figyelmeztető üzenetet ír ki, és lehetőséget ad a hibás paraméter/fájlnév kijavítására. </w:t>
+        <w:t>A program egyetlen parancssori argumentumként egy parancsfájlt vár. A fájl soronként tartalmaz utasításokat:</w:t>
+      </w:r>
+    </w:p>
+    <w:p>
+      <w:pPr>
+        <w:pStyle w:val="Normal"/>
+        <w:spacing w:before="0" w:after="0"/>
+        <w:rPr>
+          <w:color w:val="auto"/>
+        </w:rPr>
+      </w:pPr>
+      <w:r>
+        <w:rPr>
+          <w:color w:val="auto"/>
+        </w:rPr>
+        <w:br/>
+        <w:t>INPUT input.bmp</w:t>
+      </w:r>
+    </w:p>
+    <w:p>
+      <w:pPr>
+        <w:pStyle w:val="Normal"/>
+        <w:spacing w:before="0" w:after="0"/>
+        <w:rPr>
+          <w:color w:val="auto"/>
+        </w:rPr>
+      </w:pPr>
+      <w:r>
+        <w:rPr>
+          <w:color w:val="auto"/>
+        </w:rPr>
+        <w:t>BRIGHTNESS 20</w:t>
+      </w:r>
+    </w:p>
+    <w:p>
+      <w:pPr>
+        <w:pStyle w:val="Normal"/>
+        <w:spacing w:before="0" w:after="0"/>
+        <w:rPr>
+          <w:color w:val="auto"/>
+        </w:rPr>
+      </w:pPr>
+      <w:r>
+        <w:rPr>
+          <w:color w:val="auto"/>
+        </w:rPr>
+        <w:t>CONTRAST 1.5</w:t>
+      </w:r>
+    </w:p>
+    <w:p>
+      <w:pPr>
+        <w:pStyle w:val="Normal"/>
+        <w:spacing w:before="0" w:after="0"/>
+        <w:rPr>
+          <w:color w:val="auto"/>
+        </w:rPr>
+      </w:pPr>
+      <w:r>
+        <w:rPr>
+          <w:color w:val="auto"/>
+        </w:rPr>
+        <w:t>BLUR 3</w:t>
+      </w:r>
+    </w:p>
+    <w:p>
+      <w:pPr>
+        <w:pStyle w:val="Normal"/>
+        <w:spacing w:before="0" w:after="0"/>
+        <w:rPr>
+          <w:color w:val="auto"/>
+        </w:rPr>
+      </w:pPr>
+      <w:r>
+        <w:rPr>
+          <w:color w:val="auto"/>
+        </w:rPr>
+        <w:t>OUTPUT output.bmp</w:t>
+      </w:r>
+    </w:p>
+    <w:p>
+      <w:pPr>
+        <w:pStyle w:val="Normal"/>
+        <w:spacing w:before="0" w:after="0"/>
+        <w:rPr>
+          <w:color w:val="auto"/>
+        </w:rPr>
+      </w:pPr>
+      <w:r>
+        <w:rPr>
+          <w:color w:val="auto"/>
+        </w:rPr>
+      </w:r>
+    </w:p>
+    <w:p>
+      <w:pPr>
+        <w:pStyle w:val="Normal"/>
+        <w:spacing w:before="0" w:after="0"/>
+        <w:rPr>
+          <w:color w:val="auto"/>
+        </w:rPr>
+      </w:pPr>
+      <w:r>
+        <w:rPr>
+          <w:color w:val="auto"/>
+        </w:rPr>
+        <w:t xml:space="preserve">A kommentek (#) és üres sorok figyelmen kívül hagyása támogatott. </w:t>
+      </w:r>
+    </w:p>
+    <w:p>
+      <w:pPr>
+        <w:pStyle w:val="Heading3"/>
+        <w:rPr/>
+      </w:pPr>
+      <w:bookmarkStart w:id="16" w:name="__RefHeading___Toc314_638785082"/>
+      <w:bookmarkEnd w:id="16"/>
+      <w:r>
+        <w:rPr/>
+        <w:t>Elvárt bemenet</w:t>
+      </w:r>
+    </w:p>
+    <w:p>
+      <w:pPr>
+        <w:pStyle w:val="Normal"/>
+        <w:rPr/>
+      </w:pPr>
+      <w:r>
+        <w:rPr/>
+        <w:t>Egy .txt parancsfájl, amely tartalmazza:</w:t>
+      </w:r>
+    </w:p>
+    <w:p>
+      <w:pPr>
+        <w:pStyle w:val="Normal"/>
+        <w:rPr/>
+      </w:pPr>
+      <w:r>
+        <w:rPr/>
+        <w:tab/>
+        <w:t>A bemeneti BMP fájl nevét (INPUT)</w:t>
+      </w:r>
+    </w:p>
+    <w:p>
+      <w:pPr>
+        <w:pStyle w:val="Normal"/>
+        <w:rPr/>
+      </w:pPr>
+      <w:r>
+        <w:rPr/>
+        <w:tab/>
+        <w:t>Tetszőleges számú szűrőparancsot</w:t>
+      </w:r>
+    </w:p>
+    <w:p>
+      <w:pPr>
+        <w:pStyle w:val="Normal"/>
+        <w:rPr/>
+      </w:pPr>
+      <w:r>
+        <w:rPr/>
+        <w:tab/>
+        <w:t>Kimeneti fájl nevét (OUTPUT)</w:t>
+      </w:r>
+    </w:p>
+    <w:p>
+      <w:pPr>
+        <w:pStyle w:val="Heading3"/>
+        <w:rPr/>
+      </w:pPr>
+      <w:bookmarkStart w:id="17" w:name="__RefHeading___Toc316_638785082"/>
+      <w:bookmarkEnd w:id="17"/>
+      <w:r>
+        <w:rPr/>
+        <w:t>Előállított kiemenet:</w:t>
+      </w:r>
+    </w:p>
+    <w:p>
+      <w:pPr>
+        <w:pStyle w:val="Normal"/>
+        <w:rPr/>
+      </w:pPr>
+      <w:r>
+        <w:rPr/>
+        <w:t>Egy feldolgozott BMP képfájl, amely tartalmazza az összes megadott szűrés eredményét</w:t>
       </w:r>
     </w:p>
     <w:p>
@@ -945,14 +1186,246 @@
         <w:pStyle w:val="Heading2"/>
         <w:rPr/>
       </w:pPr>
-      <w:bookmarkStart w:id="16" w:name="__RefHeading___Toc1269_2293350486"/>
-      <w:bookmarkStart w:id="17" w:name="_Toc478243952"/>
-      <w:bookmarkEnd w:id="16"/>
+      <w:bookmarkStart w:id="18" w:name="__RefHeading___Toc663_638785082"/>
+      <w:bookmarkEnd w:id="18"/>
+      <w:r>
+        <w:rPr/>
+        <w:t>Megvalósítandó osztályok</w:t>
+      </w:r>
+    </w:p>
+    <w:p>
+      <w:pPr>
+        <w:pStyle w:val="Normal"/>
+        <w:rPr/>
+      </w:pPr>
+      <w:r>
+        <w:rPr/>
+        <w:t>A következő osztályok megvalósítását tervezem:</w:t>
+      </w:r>
+    </w:p>
+    <w:p>
+      <w:pPr>
+        <w:pStyle w:val="Normal"/>
+        <w:numPr>
+          <w:ilvl w:val="0"/>
+          <w:numId w:val="3"/>
+        </w:numPr>
+        <w:rPr/>
+      </w:pPr>
+      <w:r>
+        <w:rPr/>
+        <w:t>Image (a képpontokat tárolja)</w:t>
+      </w:r>
+    </w:p>
+    <w:p>
+      <w:pPr>
+        <w:pStyle w:val="Normal"/>
+        <w:numPr>
+          <w:ilvl w:val="0"/>
+          <w:numId w:val="3"/>
+        </w:numPr>
+        <w:rPr/>
+      </w:pPr>
+      <w:r>
+        <w:rPr/>
+        <w:t>Pixel (egy pixelt tárol)</w:t>
+      </w:r>
+    </w:p>
+    <w:p>
+      <w:pPr>
+        <w:pStyle w:val="Normal"/>
+        <w:numPr>
+          <w:ilvl w:val="0"/>
+          <w:numId w:val="3"/>
+        </w:numPr>
+        <w:rPr/>
+      </w:pPr>
+      <w:r>
+        <w:rPr/>
+        <w:t>Kernel (a konvolúcióhoz egy kernelt tárol)</w:t>
+      </w:r>
+    </w:p>
+    <w:p>
+      <w:pPr>
+        <w:pStyle w:val="Normal"/>
+        <w:numPr>
+          <w:ilvl w:val="0"/>
+          <w:numId w:val="3"/>
+        </w:numPr>
+        <w:rPr/>
+      </w:pPr>
+      <w:r>
+        <w:rPr/>
+        <w:t xml:space="preserve">FilterSpec (a filterek létrehozásához szükséges információt tárolja) </w:t>
+      </w:r>
+    </w:p>
+    <w:p>
+      <w:pPr>
+        <w:pStyle w:val="Normal"/>
+        <w:numPr>
+          <w:ilvl w:val="0"/>
+          <w:numId w:val="3"/>
+        </w:numPr>
+        <w:rPr/>
+      </w:pPr>
+      <w:r>
+        <w:rPr/>
+        <w:t>CommandType (a használható parancsokat listázza)</w:t>
+      </w:r>
+    </w:p>
+    <w:p>
+      <w:pPr>
+        <w:pStyle w:val="Normal"/>
+        <w:numPr>
+          <w:ilvl w:val="0"/>
+          <w:numId w:val="3"/>
+        </w:numPr>
+        <w:rPr/>
+      </w:pPr>
+      <w:r>
+        <w:rPr/>
+        <w:t>FilterFactory (FilterSpec alapján generálja a megfelelő filtereket)</w:t>
+      </w:r>
+    </w:p>
+    <w:p>
+      <w:pPr>
+        <w:pStyle w:val="Normal"/>
+        <w:numPr>
+          <w:ilvl w:val="0"/>
+          <w:numId w:val="3"/>
+        </w:numPr>
+        <w:rPr/>
+      </w:pPr>
+      <w:r>
+        <w:rPr/>
+        <w:t xml:space="preserve">FilterPipeline (tárolja a megpéldányosított filtereket és egymás után alkalmazza őket) </w:t>
+      </w:r>
+    </w:p>
+    <w:p>
+      <w:pPr>
+        <w:pStyle w:val="Normal"/>
+        <w:numPr>
+          <w:ilvl w:val="0"/>
+          <w:numId w:val="3"/>
+        </w:numPr>
+        <w:rPr/>
+      </w:pPr>
+      <w:r>
+        <w:rPr/>
+        <w:t>IFilter (absztrakt interface a filterekhez)</w:t>
+      </w:r>
+    </w:p>
+    <w:p>
+      <w:pPr>
+        <w:pStyle w:val="Normal"/>
+        <w:numPr>
+          <w:ilvl w:val="0"/>
+          <w:numId w:val="3"/>
+        </w:numPr>
+        <w:rPr/>
+      </w:pPr>
+      <w:r>
+        <w:rPr/>
+        <w:t xml:space="preserve">ContrastBrightnessFilter </w:t>
+      </w:r>
+    </w:p>
+    <w:p>
+      <w:pPr>
+        <w:pStyle w:val="Normal"/>
+        <w:numPr>
+          <w:ilvl w:val="0"/>
+          <w:numId w:val="3"/>
+        </w:numPr>
+        <w:rPr/>
+      </w:pPr>
+      <w:r>
+        <w:rPr/>
+        <w:t>ConvolutionFilter</w:t>
+      </w:r>
+    </w:p>
+    <w:p>
+      <w:pPr>
+        <w:pStyle w:val="Normal"/>
+        <w:numPr>
+          <w:ilvl w:val="0"/>
+          <w:numId w:val="3"/>
+        </w:numPr>
+        <w:rPr/>
+      </w:pPr>
+      <w:r>
+        <w:rPr/>
+        <w:t>MedianFilter</w:t>
+      </w:r>
+    </w:p>
+    <w:p>
+      <w:pPr>
+        <w:pStyle w:val="Normal"/>
+        <w:numPr>
+          <w:ilvl w:val="0"/>
+          <w:numId w:val="3"/>
+        </w:numPr>
+        <w:rPr/>
+      </w:pPr>
+      <w:r>
+        <w:rPr/>
+        <w:t>RGBOffsetFilter</w:t>
+      </w:r>
+    </w:p>
+    <w:p>
+      <w:pPr>
+        <w:pStyle w:val="Normal"/>
+        <w:numPr>
+          <w:ilvl w:val="0"/>
+          <w:numId w:val="3"/>
+        </w:numPr>
+        <w:rPr/>
+      </w:pPr>
+      <w:r>
+        <w:rPr/>
+        <w:t>BatchProcessor (feldolozza a paranncssorból kapott feladatot, és irányítja a műveleteket)</w:t>
+      </w:r>
+    </w:p>
+    <w:p>
+      <w:pPr>
+        <w:pStyle w:val="Normal"/>
+        <w:numPr>
+          <w:ilvl w:val="0"/>
+          <w:numId w:val="3"/>
+        </w:numPr>
+        <w:rPr/>
+      </w:pPr>
+      <w:r>
+        <w:rPr/>
+        <w:t>BMPImageHandler (a bmp fájlok megnyitásáért és mentéséért felelős</w:t>
+      </w:r>
+    </w:p>
+    <w:p>
+      <w:pPr>
+        <w:pStyle w:val="Normal"/>
+        <w:numPr>
+          <w:ilvl w:val="0"/>
+          <w:numId w:val="3"/>
+        </w:numPr>
+        <w:rPr/>
+      </w:pPr>
+      <w:r>
+        <w:rPr/>
+        <w:t>IimageHandler  (későbbi fejlesztéshez absztrakt interface a képbetöltő osztályoknak</w:t>
+      </w:r>
+    </w:p>
+    <w:p>
+      <w:pPr>
+        <w:pStyle w:val="Heading2"/>
+        <w:rPr/>
+      </w:pPr>
+      <w:bookmarkStart w:id="19" w:name="__RefHeading___Toc1269_2293350486"/>
+      <w:bookmarkStart w:id="20" w:name="_Toc478243952"/>
+      <w:bookmarkEnd w:id="19"/>
       <w:r>
         <w:rPr/>
         <w:t>Fejlesztéshez használt technológiák</w:t>
       </w:r>
-      <w:bookmarkEnd w:id="17"/>
+      <w:bookmarkEnd w:id="20"/>
     </w:p>
     <w:p>
       <w:pPr>
@@ -973,28 +1446,28 @@
         <w:pStyle w:val="Heading2"/>
         <w:rPr/>
       </w:pPr>
-      <w:bookmarkStart w:id="18" w:name="__RefHeading___Toc1271_2293350486"/>
-      <w:bookmarkStart w:id="19" w:name="_Toc478243953"/>
-      <w:bookmarkEnd w:id="18"/>
+      <w:bookmarkStart w:id="21" w:name="__RefHeading___Toc1271_2293350486"/>
+      <w:bookmarkStart w:id="22" w:name="_Toc478243953"/>
+      <w:bookmarkEnd w:id="21"/>
       <w:r>
         <w:rPr/>
         <w:t>Egyéb követelmények</w:t>
       </w:r>
-      <w:bookmarkEnd w:id="19"/>
+      <w:bookmarkEnd w:id="22"/>
     </w:p>
     <w:p>
       <w:pPr>
         <w:pStyle w:val="Heading3"/>
         <w:rPr/>
       </w:pPr>
-      <w:bookmarkStart w:id="20" w:name="__RefHeading___Toc1273_2293350486"/>
-      <w:bookmarkStart w:id="21" w:name="_Toc478243954"/>
-      <w:bookmarkEnd w:id="20"/>
+      <w:bookmarkStart w:id="23" w:name="__RefHeading___Toc1273_2293350486"/>
+      <w:bookmarkStart w:id="24" w:name="_Toc478243954"/>
+      <w:bookmarkEnd w:id="23"/>
       <w:r>
         <w:rPr/>
         <w:t>Futtató környezet követelményei</w:t>
       </w:r>
-      <w:bookmarkEnd w:id="21"/>
+      <w:bookmarkEnd w:id="24"/>
     </w:p>
     <w:p>
       <w:pPr>
@@ -1015,14 +1488,14 @@
         <w:pStyle w:val="Heading3"/>
         <w:rPr/>
       </w:pPr>
-      <w:bookmarkStart w:id="22" w:name="__RefHeading___Toc1275_2293350486"/>
-      <w:bookmarkStart w:id="23" w:name="_Toc478243955"/>
-      <w:bookmarkEnd w:id="22"/>
+      <w:bookmarkStart w:id="25" w:name="__RefHeading___Toc1275_2293350486"/>
+      <w:bookmarkStart w:id="26" w:name="_Toc478243955"/>
+      <w:bookmarkEnd w:id="25"/>
       <w:r>
         <w:rPr/>
         <w:t>Célközönség</w:t>
       </w:r>
-      <w:bookmarkEnd w:id="23"/>
+      <w:bookmarkEnd w:id="26"/>
     </w:p>
     <w:p>
       <w:pPr>
@@ -1049,14 +1522,14 @@
         <w:pStyle w:val="Heading3"/>
         <w:rPr/>
       </w:pPr>
-      <w:bookmarkStart w:id="24" w:name="__RefHeading___Toc1277_2293350486"/>
-      <w:bookmarkStart w:id="25" w:name="_Toc478243956"/>
-      <w:bookmarkEnd w:id="24"/>
+      <w:bookmarkStart w:id="27" w:name="__RefHeading___Toc1277_2293350486"/>
+      <w:bookmarkStart w:id="28" w:name="_Toc478243956"/>
+      <w:bookmarkEnd w:id="27"/>
       <w:r>
         <w:rPr/>
         <w:t>Hivatkozások</w:t>
       </w:r>
-      <w:bookmarkEnd w:id="25"/>
+      <w:bookmarkEnd w:id="28"/>
     </w:p>
     <w:p>
       <w:pPr>
@@ -1293,7 +1766,7 @@
         <w:bCs/>
         <w:color w:val="8C2532"/>
       </w:rPr>
-      <w:t>4</w:t>
+      <w:t>5</w:t>
     </w:r>
     <w:r>
       <w:rPr>
@@ -1340,7 +1813,7 @@
         <w:bCs/>
         <w:color w:val="8C2532"/>
       </w:rPr>
-      <w:t>4</w:t>
+      <w:t>5</w:t>
     </w:r>
     <w:r>
       <w:rPr>
@@ -1410,7 +1883,7 @@
         <w:bCs/>
         <w:color w:val="8C2532"/>
       </w:rPr>
-      <w:t>4</w:t>
+      <w:t>5</w:t>
     </w:r>
     <w:r>
       <w:rPr>
@@ -1457,7 +1930,7 @@
         <w:bCs/>
         <w:color w:val="8C2532"/>
       </w:rPr>
-      <w:t>4</w:t>
+      <w:t>5</w:t>
     </w:r>
     <w:r>
       <w:rPr>
@@ -1503,7 +1976,7 @@
     <w:r>
       <w:rPr/>
       <w:drawing>
-        <wp:anchor behindDoc="1" distT="0" distB="0" distL="114300" distR="114300" simplePos="0" locked="0" layoutInCell="0" allowOverlap="1" relativeHeight="5">
+        <wp:anchor behindDoc="1" distT="0" distB="0" distL="114300" distR="114300" simplePos="0" locked="0" layoutInCell="0" allowOverlap="1" relativeHeight="6">
           <wp:simplePos x="0" y="0"/>
           <wp:positionH relativeFrom="margin">
             <wp:align>center</wp:align>
@@ -1563,7 +2036,7 @@
     <w:r>
       <w:rPr/>
       <w:drawing>
-        <wp:anchor behindDoc="1" distT="0" distB="0" distL="114300" distR="114300" simplePos="0" locked="0" layoutInCell="0" allowOverlap="1" relativeHeight="5">
+        <wp:anchor behindDoc="1" distT="0" distB="0" distL="114300" distR="114300" simplePos="0" locked="0" layoutInCell="0" allowOverlap="1" relativeHeight="6">
           <wp:simplePos x="0" y="0"/>
           <wp:positionH relativeFrom="margin">
             <wp:align>center</wp:align>
@@ -1892,6 +2365,143 @@
   <w:abstractNum w:abstractNumId="3">
     <w:lvl w:ilvl="0">
       <w:start w:val="1"/>
+      <w:numFmt w:val="bullet"/>
+      <w:lvlText w:val=""/>
+      <w:lvlJc w:val="left"/>
+      <w:pPr>
+        <w:tabs>
+          <w:tab w:val="num" w:pos="720"/>
+        </w:tabs>
+        <w:ind w:left="720" w:hanging="360"/>
+      </w:pPr>
+      <w:rPr>
+        <w:rFonts w:ascii="Symbol" w:hAnsi="Symbol" w:cs="Symbol" w:hint="default"/>
+      </w:rPr>
+    </w:lvl>
+    <w:lvl w:ilvl="1">
+      <w:start w:val="1"/>
+      <w:numFmt w:val="bullet"/>
+      <w:lvlText w:val=""/>
+      <w:lvlJc w:val="left"/>
+      <w:pPr>
+        <w:tabs>
+          <w:tab w:val="num" w:pos="1080"/>
+        </w:tabs>
+        <w:ind w:left="1080" w:hanging="360"/>
+      </w:pPr>
+      <w:rPr>
+        <w:rFonts w:ascii="Symbol" w:hAnsi="Symbol" w:cs="Symbol" w:hint="default"/>
+      </w:rPr>
+    </w:lvl>
+    <w:lvl w:ilvl="2">
+      <w:start w:val="1"/>
+      <w:numFmt w:val="bullet"/>
+      <w:lvlText w:val=""/>
+      <w:lvlJc w:val="left"/>
+      <w:pPr>
+        <w:tabs>
+          <w:tab w:val="num" w:pos="1440"/>
+        </w:tabs>
+        <w:ind w:left="1440" w:hanging="360"/>
+      </w:pPr>
+      <w:rPr>
+        <w:rFonts w:ascii="Symbol" w:hAnsi="Symbol" w:cs="Symbol" w:hint="default"/>
+      </w:rPr>
+    </w:lvl>
+    <w:lvl w:ilvl="3">
+      <w:start w:val="1"/>
+      <w:numFmt w:val="bullet"/>
+      <w:lvlText w:val=""/>
+      <w:lvlJc w:val="left"/>
+      <w:pPr>
+        <w:tabs>
+          <w:tab w:val="num" w:pos="1800"/>
+        </w:tabs>
+        <w:ind w:left="1800" w:hanging="360"/>
+      </w:pPr>
+      <w:rPr>
+        <w:rFonts w:ascii="Symbol" w:hAnsi="Symbol" w:cs="Symbol" w:hint="default"/>
+      </w:rPr>
+    </w:lvl>
+    <w:lvl w:ilvl="4">
+      <w:start w:val="1"/>
+      <w:numFmt w:val="bullet"/>
+      <w:lvlText w:val=""/>
+      <w:lvlJc w:val="left"/>
+      <w:pPr>
+        <w:tabs>
+          <w:tab w:val="num" w:pos="2160"/>
+        </w:tabs>
+        <w:ind w:left="2160" w:hanging="360"/>
+      </w:pPr>
+      <w:rPr>
+        <w:rFonts w:ascii="Symbol" w:hAnsi="Symbol" w:cs="Symbol" w:hint="default"/>
+      </w:rPr>
+    </w:lvl>
+    <w:lvl w:ilvl="5">
+      <w:start w:val="1"/>
+      <w:numFmt w:val="bullet"/>
+      <w:lvlText w:val=""/>
+      <w:lvlJc w:val="left"/>
+      <w:pPr>
+        <w:tabs>
+          <w:tab w:val="num" w:pos="2520"/>
+        </w:tabs>
+        <w:ind w:left="2520" w:hanging="360"/>
+      </w:pPr>
+      <w:rPr>
+        <w:rFonts w:ascii="Symbol" w:hAnsi="Symbol" w:cs="Symbol" w:hint="default"/>
+      </w:rPr>
+    </w:lvl>
+    <w:lvl w:ilvl="6">
+      <w:start w:val="1"/>
+      <w:numFmt w:val="bullet"/>
+      <w:lvlText w:val=""/>
+      <w:lvlJc w:val="left"/>
+      <w:pPr>
+        <w:tabs>
+          <w:tab w:val="num" w:pos="2880"/>
+        </w:tabs>
+        <w:ind w:left="2880" w:hanging="360"/>
+      </w:pPr>
+      <w:rPr>
+        <w:rFonts w:ascii="Symbol" w:hAnsi="Symbol" w:cs="Symbol" w:hint="default"/>
+      </w:rPr>
+    </w:lvl>
+    <w:lvl w:ilvl="7">
+      <w:start w:val="1"/>
+      <w:numFmt w:val="bullet"/>
+      <w:lvlText w:val=""/>
+      <w:lvlJc w:val="left"/>
+      <w:pPr>
+        <w:tabs>
+          <w:tab w:val="num" w:pos="3240"/>
+        </w:tabs>
+        <w:ind w:left="3240" w:hanging="360"/>
+      </w:pPr>
+      <w:rPr>
+        <w:rFonts w:ascii="Symbol" w:hAnsi="Symbol" w:cs="Symbol" w:hint="default"/>
+      </w:rPr>
+    </w:lvl>
+    <w:lvl w:ilvl="8">
+      <w:start w:val="1"/>
+      <w:numFmt w:val="bullet"/>
+      <w:lvlText w:val=""/>
+      <w:lvlJc w:val="left"/>
+      <w:pPr>
+        <w:tabs>
+          <w:tab w:val="num" w:pos="3600"/>
+        </w:tabs>
+        <w:ind w:left="3600" w:hanging="360"/>
+      </w:pPr>
+      <w:rPr>
+        <w:rFonts w:ascii="Symbol" w:hAnsi="Symbol" w:cs="Symbol" w:hint="default"/>
+      </w:rPr>
+    </w:lvl>
+  </w:abstractNum>
+  <w:abstractNum w:abstractNumId="4">
+    <w:lvl w:ilvl="0">
+      <w:start w:val="1"/>
       <w:numFmt w:val="none"/>
       <w:suff w:val="nothing"/>
       <w:lvlText w:val=""/>
@@ -2016,6 +2626,9 @@
   </w:num>
   <w:num w:numId="3">
     <w:abstractNumId w:val="3"/>
+  </w:num>
+  <w:num w:numId="4">
+    <w:abstractNumId w:val="4"/>
   </w:num>
 </w:numbering>
 </file>
@@ -2794,6 +3407,11 @@
       <w:u w:val="single"/>
     </w:rPr>
   </w:style>
+  <w:style w:type="character" w:styleId="NumberingSymbols">
+    <w:name w:val="Numbering Symbols"/>
+    <w:qFormat/>
+    <w:rPr/>
+  </w:style>
   <w:style w:type="paragraph" w:styleId="Heading">
     <w:name w:val="Heading"/>
     <w:basedOn w:val="Normal"/>
